--- a/Full Stack Mini Project Report template-25-26.docx
+++ b/Full Stack Mini Project Report template-25-26.docx
@@ -2748,16 +2748,145 @@
           <w:sz w:val="24"/>
           <w:szCs w:val="24"/>
         </w:rPr>
-        <w:t xml:space="preserve">We, </w:t>
-      </w:r>
-      <w:r>
-        <w:rPr>
-          <w:rFonts w:ascii="Times New Roman" w:eastAsia="Times New Roman" w:hAnsi="Times New Roman" w:cs="Times New Roman"/>
-          <w:b/>
-          <w:sz w:val="24"/>
-          <w:szCs w:val="24"/>
-        </w:rPr>
-        <w:t>Student-1 (USN), Student-2 (USN), Student-3 (USN) and Student-4 (USN),</w:t>
+        <w:t>We,</w:t>
+      </w:r>
+      <w:r>
+        <w:rPr>
+          <w:rFonts w:ascii="Times New Roman" w:eastAsia="Times New Roman" w:hAnsi="Times New Roman" w:cs="Times New Roman"/>
+          <w:sz w:val="24"/>
+          <w:szCs w:val="24"/>
+        </w:rPr>
+        <w:t xml:space="preserve"> </w:t>
+      </w:r>
+      <w:r>
+        <w:rPr>
+          <w:rFonts w:ascii="Times New Roman" w:eastAsia="Times New Roman" w:hAnsi="Times New Roman" w:cs="Times New Roman"/>
+          <w:b/>
+          <w:bCs/>
+          <w:sz w:val="24"/>
+          <w:szCs w:val="24"/>
+        </w:rPr>
+        <w:t xml:space="preserve">Bhoomika Nayak </w:t>
+      </w:r>
+      <w:r>
+        <w:rPr>
+          <w:rFonts w:ascii="Times New Roman" w:eastAsia="Times New Roman" w:hAnsi="Times New Roman" w:cs="Times New Roman"/>
+          <w:b/>
+          <w:bCs/>
+          <w:sz w:val="24"/>
+          <w:szCs w:val="24"/>
+        </w:rPr>
+        <w:t>(1DS23IS0</w:t>
+      </w:r>
+      <w:r>
+        <w:rPr>
+          <w:rFonts w:ascii="Times New Roman" w:eastAsia="Times New Roman" w:hAnsi="Times New Roman" w:cs="Times New Roman"/>
+          <w:b/>
+          <w:bCs/>
+          <w:sz w:val="24"/>
+          <w:szCs w:val="24"/>
+        </w:rPr>
+        <w:t>31</w:t>
+      </w:r>
+      <w:r>
+        <w:rPr>
+          <w:rFonts w:ascii="Times New Roman" w:eastAsia="Times New Roman" w:hAnsi="Times New Roman" w:cs="Times New Roman"/>
+          <w:b/>
+          <w:bCs/>
+          <w:sz w:val="24"/>
+          <w:szCs w:val="24"/>
+        </w:rPr>
+        <w:t>)</w:t>
+      </w:r>
+      <w:r>
+        <w:rPr>
+          <w:rFonts w:ascii="Times New Roman" w:eastAsia="Times New Roman" w:hAnsi="Times New Roman" w:cs="Times New Roman"/>
+          <w:b/>
+          <w:bCs/>
+          <w:sz w:val="24"/>
+          <w:szCs w:val="24"/>
+        </w:rPr>
+        <w:t xml:space="preserve">, Chandra Shekar GV </w:t>
+      </w:r>
+      <w:r>
+        <w:rPr>
+          <w:rFonts w:ascii="Times New Roman" w:eastAsia="Times New Roman" w:hAnsi="Times New Roman" w:cs="Times New Roman"/>
+          <w:b/>
+          <w:bCs/>
+          <w:sz w:val="24"/>
+          <w:szCs w:val="24"/>
+        </w:rPr>
+        <w:t>(1DS23IS0</w:t>
+      </w:r>
+      <w:r>
+        <w:rPr>
+          <w:rFonts w:ascii="Times New Roman" w:eastAsia="Times New Roman" w:hAnsi="Times New Roman" w:cs="Times New Roman"/>
+          <w:b/>
+          <w:bCs/>
+          <w:sz w:val="24"/>
+          <w:szCs w:val="24"/>
+        </w:rPr>
+        <w:t>35</w:t>
+      </w:r>
+      <w:r>
+        <w:rPr>
+          <w:rFonts w:ascii="Times New Roman" w:eastAsia="Times New Roman" w:hAnsi="Times New Roman" w:cs="Times New Roman"/>
+          <w:b/>
+          <w:bCs/>
+          <w:sz w:val="24"/>
+          <w:szCs w:val="24"/>
+        </w:rPr>
+        <w:t>)</w:t>
+      </w:r>
+      <w:r>
+        <w:rPr>
+          <w:rFonts w:ascii="Times New Roman" w:eastAsia="Times New Roman" w:hAnsi="Times New Roman" w:cs="Times New Roman"/>
+          <w:b/>
+          <w:bCs/>
+          <w:sz w:val="24"/>
+          <w:szCs w:val="24"/>
+        </w:rPr>
+        <w:t xml:space="preserve">, Chetan S </w:t>
+      </w:r>
+      <w:r>
+        <w:rPr>
+          <w:rFonts w:ascii="Times New Roman" w:eastAsia="Times New Roman" w:hAnsi="Times New Roman" w:cs="Times New Roman"/>
+          <w:b/>
+          <w:bCs/>
+          <w:sz w:val="24"/>
+          <w:szCs w:val="24"/>
+        </w:rPr>
+        <w:t>(1DS23IS0</w:t>
+      </w:r>
+      <w:r>
+        <w:rPr>
+          <w:rFonts w:ascii="Times New Roman" w:eastAsia="Times New Roman" w:hAnsi="Times New Roman" w:cs="Times New Roman"/>
+          <w:b/>
+          <w:bCs/>
+          <w:sz w:val="24"/>
+          <w:szCs w:val="24"/>
+        </w:rPr>
+        <w:t>37</w:t>
+      </w:r>
+      <w:r>
+        <w:rPr>
+          <w:rFonts w:ascii="Times New Roman" w:eastAsia="Times New Roman" w:hAnsi="Times New Roman" w:cs="Times New Roman"/>
+          <w:b/>
+          <w:bCs/>
+          <w:sz w:val="24"/>
+          <w:szCs w:val="24"/>
+        </w:rPr>
+        <w:t xml:space="preserve">) </w:t>
+      </w:r>
+      <w:r>
+        <w:rPr>
+          <w:rFonts w:ascii="Times New Roman" w:eastAsia="Times New Roman" w:hAnsi="Times New Roman" w:cs="Times New Roman"/>
+          <w:b/>
+          <w:bCs/>
+          <w:sz w:val="24"/>
+          <w:szCs w:val="24"/>
+        </w:rPr>
+        <w:t xml:space="preserve"> and Dikshith M (1DS23IS044)</w:t>
       </w:r>
       <w:r>
         <w:rPr>
@@ -2915,23 +3044,11 @@
         </w:rPr>
       </w:pPr>
     </w:p>
-    <w:p>
-      <w:pPr>
-        <w:pStyle w:val="Normal1"/>
-        <w:spacing w:line="360" w:lineRule="auto"/>
-        <w:jc w:val="both"/>
-        <w:rPr>
-          <w:rFonts w:ascii="Times New Roman" w:eastAsia="Times New Roman" w:hAnsi="Times New Roman" w:cs="Times New Roman"/>
-          <w:sz w:val="24"/>
-          <w:szCs w:val="24"/>
-        </w:rPr>
-      </w:pPr>
-    </w:p>
     <w:tbl>
       <w:tblPr>
         <w:tblStyle w:val="TableGrid0"/>
-        <w:tblpPr w:leftFromText="180" w:rightFromText="180" w:vertAnchor="text" w:horzAnchor="page" w:tblpX="845" w:tblpY="270"/>
-        <w:tblW w:w="4791" w:type="pct"/>
+        <w:tblpPr w:leftFromText="180" w:rightFromText="180" w:vertAnchor="text" w:horzAnchor="page" w:tblpXSpec="center" w:tblpY="-5"/>
+        <w:tblW w:w="2955" w:type="pct"/>
         <w:tblBorders>
           <w:top w:val="none" w:sz="0" w:space="0" w:color="auto"/>
           <w:left w:val="none" w:sz="0" w:space="0" w:color="auto"/>
@@ -2943,10 +3060,13 @@
         <w:tblLook w:val="04A0" w:firstRow="1" w:lastRow="0" w:firstColumn="1" w:lastColumn="0" w:noHBand="0" w:noVBand="1"/>
       </w:tblPr>
       <w:tblGrid>
-        <w:gridCol w:w="6817"/>
-        <w:gridCol w:w="2755"/>
+        <w:gridCol w:w="4205"/>
+        <w:gridCol w:w="1699"/>
       </w:tblGrid>
       <w:tr>
+        <w:trPr>
+          <w:trHeight w:val="381"/>
+        </w:trPr>
         <w:tc>
           <w:tcPr>
             <w:tcW w:w="3561" w:type="pct"/>
@@ -2955,7 +3075,6 @@
             <w:pPr>
               <w:spacing w:line="360" w:lineRule="auto"/>
               <w:contextualSpacing/>
-              <w:jc w:val="center"/>
               <w:rPr>
                 <w:rFonts w:ascii="Times New Roman" w:hAnsi="Times New Roman" w:cs="Times New Roman"/>
                 <w:b/>
@@ -2972,7 +3091,7 @@
                 <w:sz w:val="24"/>
                 <w:szCs w:val="24"/>
               </w:rPr>
-              <w:t>NAME OF THE CANDIDATE</w:t>
+              <w:t>BHOOMIKA NAYAK</w:t>
             </w:r>
           </w:p>
         </w:tc>
@@ -3001,12 +3120,15 @@
                 <w:sz w:val="24"/>
                 <w:szCs w:val="24"/>
               </w:rPr>
-              <w:t>USN</w:t>
+              <w:t>1DS23IS031</w:t>
             </w:r>
           </w:p>
         </w:tc>
       </w:tr>
       <w:tr>
+        <w:trPr>
+          <w:trHeight w:val="397"/>
+        </w:trPr>
         <w:tc>
           <w:tcPr>
             <w:tcW w:w="3561" w:type="pct"/>
@@ -3015,7 +3137,6 @@
             <w:pPr>
               <w:spacing w:line="360" w:lineRule="auto"/>
               <w:contextualSpacing/>
-              <w:jc w:val="center"/>
               <w:rPr>
                 <w:rFonts w:ascii="Times New Roman" w:hAnsi="Times New Roman" w:cs="Times New Roman"/>
                 <w:b/>
@@ -3032,7 +3153,7 @@
                 <w:sz w:val="24"/>
                 <w:szCs w:val="24"/>
               </w:rPr>
-              <w:t>NAME OF THE CANDIDATE</w:t>
+              <w:t xml:space="preserve">CHANDRA SHEKAR GV </w:t>
             </w:r>
           </w:p>
         </w:tc>
@@ -3061,12 +3182,15 @@
                 <w:sz w:val="24"/>
                 <w:szCs w:val="24"/>
               </w:rPr>
-              <w:t>USN</w:t>
+              <w:t>1DS23IS035</w:t>
             </w:r>
           </w:p>
         </w:tc>
       </w:tr>
       <w:tr>
+        <w:trPr>
+          <w:trHeight w:val="381"/>
+        </w:trPr>
         <w:tc>
           <w:tcPr>
             <w:tcW w:w="3561" w:type="pct"/>
@@ -3075,7 +3199,6 @@
             <w:pPr>
               <w:spacing w:line="360" w:lineRule="auto"/>
               <w:contextualSpacing/>
-              <w:jc w:val="center"/>
               <w:rPr>
                 <w:rFonts w:ascii="Times New Roman" w:hAnsi="Times New Roman" w:cs="Times New Roman"/>
                 <w:b/>
@@ -3092,7 +3215,7 @@
                 <w:sz w:val="24"/>
                 <w:szCs w:val="24"/>
               </w:rPr>
-              <w:t>NAME OF THE CANDIDATE</w:t>
+              <w:t>CHETAN S</w:t>
             </w:r>
           </w:p>
         </w:tc>
@@ -3121,12 +3244,15 @@
                 <w:sz w:val="24"/>
                 <w:szCs w:val="24"/>
               </w:rPr>
-              <w:t>USN</w:t>
+              <w:t>1DS23IS037</w:t>
             </w:r>
           </w:p>
         </w:tc>
       </w:tr>
       <w:tr>
+        <w:trPr>
+          <w:trHeight w:val="397"/>
+        </w:trPr>
         <w:tc>
           <w:tcPr>
             <w:tcW w:w="3561" w:type="pct"/>
@@ -3135,7 +3261,6 @@
             <w:pPr>
               <w:spacing w:line="360" w:lineRule="auto"/>
               <w:contextualSpacing/>
-              <w:jc w:val="center"/>
               <w:rPr>
                 <w:rFonts w:ascii="Times New Roman" w:hAnsi="Times New Roman" w:cs="Times New Roman"/>
                 <w:b/>
@@ -3152,7 +3277,7 @@
                 <w:sz w:val="24"/>
                 <w:szCs w:val="24"/>
               </w:rPr>
-              <w:t>NAME OF THE CANDIDATE</w:t>
+              <w:t>DIKSHITH M</w:t>
             </w:r>
           </w:p>
         </w:tc>
@@ -3181,7 +3306,7 @@
                 <w:sz w:val="24"/>
                 <w:szCs w:val="24"/>
               </w:rPr>
-              <w:t>USN</w:t>
+              <w:t>1DS23IS044</w:t>
             </w:r>
           </w:p>
         </w:tc>
@@ -3190,7 +3315,7 @@
     <w:p>
       <w:pPr>
         <w:pStyle w:val="Normal1"/>
-        <w:spacing w:line="276" w:lineRule="auto"/>
+        <w:spacing w:line="360" w:lineRule="auto"/>
         <w:jc w:val="both"/>
         <w:rPr>
           <w:rFonts w:ascii="Times New Roman" w:eastAsia="Times New Roman" w:hAnsi="Times New Roman" w:cs="Times New Roman"/>
@@ -3218,7 +3343,6 @@
         <w:jc w:val="both"/>
         <w:rPr>
           <w:rFonts w:ascii="Times New Roman" w:eastAsia="Times New Roman" w:hAnsi="Times New Roman" w:cs="Times New Roman"/>
-          <w:b/>
           <w:sz w:val="24"/>
           <w:szCs w:val="24"/>
         </w:rPr>
@@ -3282,6 +3406,15 @@
           <w:szCs w:val="24"/>
         </w:rPr>
         <w:t>PLACE:</w:t>
+      </w:r>
+      <w:r>
+        <w:rPr>
+          <w:rFonts w:ascii="Times New Roman" w:eastAsia="Times New Roman" w:hAnsi="Times New Roman" w:cs="Times New Roman"/>
+          <w:b/>
+          <w:sz w:val="24"/>
+          <w:szCs w:val="24"/>
+        </w:rPr>
+        <w:t xml:space="preserve"> BANGALORE</w:t>
       </w:r>
     </w:p>
     <w:p>
@@ -6042,2018 +6175,6 @@
         </w:rPr>
         <w:t xml:space="preserve">          </w:t>
       </w:r>
-    </w:p>
-    <w:p>
-      <w:pPr>
-        <w:tabs>
-          <w:tab w:val="left" w:pos="821"/>
-          <w:tab w:val="right" w:leader="dot" w:pos="9440"/>
-        </w:tabs>
-        <w:spacing w:line="480" w:lineRule="auto"/>
-        <w:jc w:val="center"/>
-        <w:rPr>
-          <w:rFonts w:ascii="Times New Roman" w:hAnsi="Times New Roman" w:cs="Times New Roman"/>
-          <w:b/>
-          <w:sz w:val="32"/>
-        </w:rPr>
-      </w:pPr>
-    </w:p>
-    <w:p>
-      <w:pPr>
-        <w:tabs>
-          <w:tab w:val="left" w:pos="821"/>
-          <w:tab w:val="right" w:leader="dot" w:pos="9440"/>
-        </w:tabs>
-        <w:spacing w:line="480" w:lineRule="auto"/>
-        <w:jc w:val="center"/>
-        <w:rPr>
-          <w:rFonts w:ascii="Times New Roman" w:hAnsi="Times New Roman" w:cs="Times New Roman"/>
-          <w:b/>
-          <w:sz w:val="32"/>
-        </w:rPr>
-      </w:pPr>
-    </w:p>
-    <w:p>
-      <w:pPr>
-        <w:tabs>
-          <w:tab w:val="left" w:pos="821"/>
-          <w:tab w:val="right" w:leader="dot" w:pos="9440"/>
-        </w:tabs>
-        <w:spacing w:line="480" w:lineRule="auto"/>
-        <w:jc w:val="center"/>
-        <w:rPr>
-          <w:rFonts w:ascii="Times New Roman" w:hAnsi="Times New Roman" w:cs="Times New Roman"/>
-          <w:b/>
-          <w:sz w:val="32"/>
-        </w:rPr>
-      </w:pPr>
-    </w:p>
-    <w:p>
-      <w:pPr>
-        <w:tabs>
-          <w:tab w:val="left" w:pos="821"/>
-          <w:tab w:val="right" w:leader="dot" w:pos="9440"/>
-        </w:tabs>
-        <w:spacing w:line="480" w:lineRule="auto"/>
-        <w:jc w:val="center"/>
-        <w:rPr>
-          <w:rFonts w:ascii="Times New Roman" w:hAnsi="Times New Roman" w:cs="Times New Roman"/>
-          <w:b/>
-          <w:sz w:val="32"/>
-        </w:rPr>
-      </w:pPr>
-    </w:p>
-    <w:p>
-      <w:pPr>
-        <w:tabs>
-          <w:tab w:val="left" w:pos="821"/>
-          <w:tab w:val="right" w:leader="dot" w:pos="9440"/>
-        </w:tabs>
-        <w:spacing w:line="480" w:lineRule="auto"/>
-        <w:jc w:val="center"/>
-        <w:rPr>
-          <w:rFonts w:ascii="Times New Roman" w:hAnsi="Times New Roman" w:cs="Times New Roman"/>
-          <w:b/>
-          <w:sz w:val="32"/>
-        </w:rPr>
-      </w:pPr>
-    </w:p>
-    <w:p>
-      <w:pPr>
-        <w:tabs>
-          <w:tab w:val="left" w:pos="821"/>
-          <w:tab w:val="right" w:leader="dot" w:pos="9440"/>
-        </w:tabs>
-        <w:spacing w:line="480" w:lineRule="auto"/>
-        <w:jc w:val="center"/>
-        <w:rPr>
-          <w:rFonts w:ascii="Times New Roman" w:hAnsi="Times New Roman" w:cs="Times New Roman"/>
-          <w:b/>
-          <w:sz w:val="32"/>
-        </w:rPr>
-      </w:pPr>
-    </w:p>
-    <w:p>
-      <w:pPr>
-        <w:tabs>
-          <w:tab w:val="left" w:pos="821"/>
-          <w:tab w:val="right" w:leader="dot" w:pos="9440"/>
-        </w:tabs>
-        <w:spacing w:line="480" w:lineRule="auto"/>
-        <w:jc w:val="center"/>
-        <w:rPr>
-          <w:rFonts w:ascii="Times New Roman" w:hAnsi="Times New Roman" w:cs="Times New Roman"/>
-          <w:b/>
-          <w:sz w:val="32"/>
-        </w:rPr>
-      </w:pPr>
-    </w:p>
-    <w:p>
-      <w:pPr>
-        <w:tabs>
-          <w:tab w:val="left" w:pos="821"/>
-          <w:tab w:val="right" w:leader="dot" w:pos="9440"/>
-        </w:tabs>
-        <w:spacing w:line="480" w:lineRule="auto"/>
-        <w:jc w:val="center"/>
-        <w:rPr>
-          <w:rFonts w:ascii="Times New Roman" w:hAnsi="Times New Roman" w:cs="Times New Roman"/>
-          <w:b/>
-          <w:sz w:val="32"/>
-        </w:rPr>
-      </w:pPr>
-    </w:p>
-    <w:p>
-      <w:pPr>
-        <w:tabs>
-          <w:tab w:val="left" w:pos="821"/>
-          <w:tab w:val="right" w:leader="dot" w:pos="9440"/>
-        </w:tabs>
-        <w:spacing w:line="480" w:lineRule="auto"/>
-        <w:jc w:val="center"/>
-        <w:rPr>
-          <w:rFonts w:ascii="Times New Roman" w:hAnsi="Times New Roman" w:cs="Times New Roman"/>
-          <w:b/>
-          <w:sz w:val="32"/>
-        </w:rPr>
-      </w:pPr>
-    </w:p>
-    <w:p>
-      <w:pPr>
-        <w:tabs>
-          <w:tab w:val="left" w:pos="821"/>
-          <w:tab w:val="right" w:leader="dot" w:pos="9440"/>
-        </w:tabs>
-        <w:spacing w:line="480" w:lineRule="auto"/>
-        <w:jc w:val="center"/>
-        <w:rPr>
-          <w:rFonts w:ascii="Times New Roman" w:hAnsi="Times New Roman" w:cs="Times New Roman"/>
-          <w:b/>
-          <w:sz w:val="32"/>
-        </w:rPr>
-      </w:pPr>
-      <w:r>
-        <w:rPr>
-          <w:rFonts w:ascii="Times New Roman" w:hAnsi="Times New Roman" w:cs="Times New Roman"/>
-          <w:b/>
-          <w:sz w:val="32"/>
-        </w:rPr>
-        <w:t>LIST OF FIGURES</w:t>
-      </w:r>
-    </w:p>
-    <w:tbl>
-      <w:tblPr>
-        <w:tblW w:w="0" w:type="auto"/>
-        <w:tblInd w:w="117" w:type="dxa"/>
-        <w:tblLayout w:type="fixed"/>
-        <w:tblCellMar>
-          <w:left w:w="0" w:type="dxa"/>
-          <w:right w:w="0" w:type="dxa"/>
-        </w:tblCellMar>
-        <w:tblLook w:val="01E0" w:firstRow="1" w:lastRow="1" w:firstColumn="1" w:lastColumn="1" w:noHBand="0" w:noVBand="0"/>
-      </w:tblPr>
-      <w:tblGrid>
-        <w:gridCol w:w="1855"/>
-        <w:gridCol w:w="5095"/>
-        <w:gridCol w:w="2182"/>
-      </w:tblGrid>
-      <w:tr>
-        <w:trPr>
-          <w:trHeight w:val="960"/>
-        </w:trPr>
-        <w:tc>
-          <w:tcPr>
-            <w:tcW w:w="1855" w:type="dxa"/>
-            <w:vAlign w:val="center"/>
-          </w:tcPr>
-          <w:p>
-            <w:pPr>
-              <w:pStyle w:val="TableParagraph"/>
-              <w:spacing w:line="266" w:lineRule="exact"/>
-              <w:ind w:left="50"/>
-              <w:jc w:val="center"/>
-              <w:rPr>
-                <w:b/>
-                <w:sz w:val="24"/>
-              </w:rPr>
-            </w:pPr>
-            <w:r>
-              <w:rPr>
-                <w:b/>
-                <w:sz w:val="24"/>
-              </w:rPr>
-              <w:t>Fig. No.</w:t>
-            </w:r>
-          </w:p>
-          <w:p>
-            <w:pPr>
-              <w:pStyle w:val="TableParagraph"/>
-              <w:ind w:left="0"/>
-              <w:jc w:val="center"/>
-              <w:rPr>
-                <w:b/>
-                <w:sz w:val="24"/>
-              </w:rPr>
-            </w:pPr>
-          </w:p>
-          <w:p>
-            <w:pPr>
-              <w:pStyle w:val="TableParagraph"/>
-              <w:ind w:left="50"/>
-              <w:jc w:val="center"/>
-              <w:rPr>
-                <w:sz w:val="24"/>
-              </w:rPr>
-            </w:pPr>
-          </w:p>
-        </w:tc>
-        <w:tc>
-          <w:tcPr>
-            <w:tcW w:w="5095" w:type="dxa"/>
-            <w:vAlign w:val="center"/>
-          </w:tcPr>
-          <w:p>
-            <w:pPr>
-              <w:pStyle w:val="TableParagraph"/>
-              <w:spacing w:line="266" w:lineRule="exact"/>
-              <w:ind w:left="1010"/>
-              <w:jc w:val="center"/>
-              <w:rPr>
-                <w:b/>
-                <w:sz w:val="24"/>
-              </w:rPr>
-            </w:pPr>
-            <w:r>
-              <w:rPr>
-                <w:b/>
-                <w:sz w:val="24"/>
-              </w:rPr>
-              <w:t>Fig. Caption</w:t>
-            </w:r>
-          </w:p>
-          <w:p>
-            <w:pPr>
-              <w:pStyle w:val="TableParagraph"/>
-              <w:ind w:left="0"/>
-              <w:jc w:val="center"/>
-              <w:rPr>
-                <w:b/>
-                <w:sz w:val="24"/>
-              </w:rPr>
-            </w:pPr>
-          </w:p>
-          <w:p>
-            <w:pPr>
-              <w:pStyle w:val="TableParagraph"/>
-              <w:jc w:val="center"/>
-              <w:rPr>
-                <w:sz w:val="24"/>
-              </w:rPr>
-            </w:pPr>
-          </w:p>
-        </w:tc>
-        <w:tc>
-          <w:tcPr>
-            <w:tcW w:w="2182" w:type="dxa"/>
-            <w:vAlign w:val="center"/>
-          </w:tcPr>
-          <w:p>
-            <w:pPr>
-              <w:pStyle w:val="TableParagraph"/>
-              <w:spacing w:line="266" w:lineRule="exact"/>
-              <w:ind w:left="1225"/>
-              <w:jc w:val="center"/>
-              <w:rPr>
-                <w:b/>
-                <w:sz w:val="24"/>
-              </w:rPr>
-            </w:pPr>
-            <w:r>
-              <w:rPr>
-                <w:b/>
-                <w:sz w:val="24"/>
-              </w:rPr>
-              <w:t>Page No.</w:t>
-            </w:r>
-          </w:p>
-          <w:p>
-            <w:pPr>
-              <w:pStyle w:val="TableParagraph"/>
-              <w:ind w:left="0"/>
-              <w:jc w:val="center"/>
-              <w:rPr>
-                <w:b/>
-                <w:sz w:val="24"/>
-              </w:rPr>
-            </w:pPr>
-          </w:p>
-          <w:p>
-            <w:pPr>
-              <w:pStyle w:val="TableParagraph"/>
-              <w:ind w:left="0" w:right="47"/>
-              <w:jc w:val="center"/>
-              <w:rPr>
-                <w:sz w:val="24"/>
-              </w:rPr>
-            </w:pPr>
-          </w:p>
-        </w:tc>
-      </w:tr>
-      <w:tr>
-        <w:trPr>
-          <w:trHeight w:val="552"/>
-        </w:trPr>
-        <w:tc>
-          <w:tcPr>
-            <w:tcW w:w="1855" w:type="dxa"/>
-            <w:vAlign w:val="center"/>
-          </w:tcPr>
-          <w:p>
-            <w:pPr>
-              <w:pStyle w:val="TableParagraph"/>
-              <w:spacing w:before="133"/>
-              <w:ind w:left="50"/>
-              <w:jc w:val="center"/>
-              <w:rPr>
-                <w:sz w:val="24"/>
-              </w:rPr>
-            </w:pPr>
-          </w:p>
-        </w:tc>
-        <w:tc>
-          <w:tcPr>
-            <w:tcW w:w="5095" w:type="dxa"/>
-            <w:vAlign w:val="center"/>
-          </w:tcPr>
-          <w:p>
-            <w:pPr>
-              <w:pStyle w:val="TableParagraph"/>
-              <w:spacing w:before="133"/>
-              <w:ind w:left="1008"/>
-              <w:rPr>
-                <w:sz w:val="24"/>
-              </w:rPr>
-            </w:pPr>
-          </w:p>
-        </w:tc>
-        <w:tc>
-          <w:tcPr>
-            <w:tcW w:w="2182" w:type="dxa"/>
-            <w:vAlign w:val="center"/>
-          </w:tcPr>
-          <w:p>
-            <w:pPr>
-              <w:pStyle w:val="TableParagraph"/>
-              <w:spacing w:before="133"/>
-              <w:ind w:left="0" w:right="47"/>
-              <w:jc w:val="center"/>
-              <w:rPr>
-                <w:sz w:val="24"/>
-              </w:rPr>
-            </w:pPr>
-          </w:p>
-        </w:tc>
-      </w:tr>
-      <w:tr>
-        <w:trPr>
-          <w:trHeight w:val="552"/>
-        </w:trPr>
-        <w:tc>
-          <w:tcPr>
-            <w:tcW w:w="1855" w:type="dxa"/>
-            <w:vAlign w:val="center"/>
-          </w:tcPr>
-          <w:p>
-            <w:pPr>
-              <w:pStyle w:val="TableParagraph"/>
-              <w:spacing w:before="133"/>
-              <w:ind w:left="50"/>
-              <w:jc w:val="center"/>
-              <w:rPr>
-                <w:sz w:val="24"/>
-              </w:rPr>
-            </w:pPr>
-          </w:p>
-        </w:tc>
-        <w:tc>
-          <w:tcPr>
-            <w:tcW w:w="5095" w:type="dxa"/>
-            <w:vAlign w:val="center"/>
-          </w:tcPr>
-          <w:p>
-            <w:pPr>
-              <w:pStyle w:val="TableParagraph"/>
-              <w:spacing w:before="133"/>
-              <w:ind w:left="1003"/>
-              <w:rPr>
-                <w:sz w:val="24"/>
-              </w:rPr>
-            </w:pPr>
-          </w:p>
-        </w:tc>
-        <w:tc>
-          <w:tcPr>
-            <w:tcW w:w="2182" w:type="dxa"/>
-            <w:vAlign w:val="center"/>
-          </w:tcPr>
-          <w:p>
-            <w:pPr>
-              <w:pStyle w:val="TableParagraph"/>
-              <w:spacing w:before="133"/>
-              <w:ind w:left="0" w:right="49"/>
-              <w:jc w:val="center"/>
-              <w:rPr>
-                <w:sz w:val="24"/>
-              </w:rPr>
-            </w:pPr>
-          </w:p>
-        </w:tc>
-      </w:tr>
-      <w:tr>
-        <w:trPr>
-          <w:trHeight w:val="551"/>
-        </w:trPr>
-        <w:tc>
-          <w:tcPr>
-            <w:tcW w:w="1855" w:type="dxa"/>
-            <w:vAlign w:val="center"/>
-          </w:tcPr>
-          <w:p>
-            <w:pPr>
-              <w:pStyle w:val="TableParagraph"/>
-              <w:spacing w:before="133"/>
-              <w:ind w:left="50"/>
-              <w:jc w:val="center"/>
-              <w:rPr>
-                <w:sz w:val="24"/>
-              </w:rPr>
-            </w:pPr>
-          </w:p>
-        </w:tc>
-        <w:tc>
-          <w:tcPr>
-            <w:tcW w:w="5095" w:type="dxa"/>
-            <w:vAlign w:val="center"/>
-          </w:tcPr>
-          <w:p>
-            <w:pPr>
-              <w:pStyle w:val="TableParagraph"/>
-              <w:spacing w:before="133"/>
-              <w:ind w:left="1005"/>
-              <w:rPr>
-                <w:sz w:val="24"/>
-              </w:rPr>
-            </w:pPr>
-          </w:p>
-        </w:tc>
-        <w:tc>
-          <w:tcPr>
-            <w:tcW w:w="2182" w:type="dxa"/>
-            <w:vAlign w:val="center"/>
-          </w:tcPr>
-          <w:p>
-            <w:pPr>
-              <w:pStyle w:val="TableParagraph"/>
-              <w:spacing w:before="133"/>
-              <w:ind w:left="0" w:right="49"/>
-              <w:jc w:val="center"/>
-              <w:rPr>
-                <w:sz w:val="24"/>
-              </w:rPr>
-            </w:pPr>
-          </w:p>
-        </w:tc>
-      </w:tr>
-      <w:tr>
-        <w:trPr>
-          <w:trHeight w:val="552"/>
-        </w:trPr>
-        <w:tc>
-          <w:tcPr>
-            <w:tcW w:w="1855" w:type="dxa"/>
-            <w:vAlign w:val="center"/>
-          </w:tcPr>
-          <w:p>
-            <w:pPr>
-              <w:pStyle w:val="TableParagraph"/>
-              <w:spacing w:before="133"/>
-              <w:ind w:left="50"/>
-              <w:jc w:val="center"/>
-              <w:rPr>
-                <w:sz w:val="24"/>
-              </w:rPr>
-            </w:pPr>
-          </w:p>
-        </w:tc>
-        <w:tc>
-          <w:tcPr>
-            <w:tcW w:w="5095" w:type="dxa"/>
-            <w:vAlign w:val="center"/>
-          </w:tcPr>
-          <w:p>
-            <w:pPr>
-              <w:pStyle w:val="TableParagraph"/>
-              <w:spacing w:before="133"/>
-              <w:ind w:left="998"/>
-              <w:rPr>
-                <w:sz w:val="24"/>
-              </w:rPr>
-            </w:pPr>
-          </w:p>
-        </w:tc>
-        <w:tc>
-          <w:tcPr>
-            <w:tcW w:w="2182" w:type="dxa"/>
-            <w:vAlign w:val="center"/>
-          </w:tcPr>
-          <w:p>
-            <w:pPr>
-              <w:pStyle w:val="TableParagraph"/>
-              <w:spacing w:before="133"/>
-              <w:ind w:left="0" w:right="47"/>
-              <w:jc w:val="center"/>
-              <w:rPr>
-                <w:sz w:val="24"/>
-              </w:rPr>
-            </w:pPr>
-          </w:p>
-        </w:tc>
-      </w:tr>
-      <w:tr>
-        <w:trPr>
-          <w:trHeight w:val="551"/>
-        </w:trPr>
-        <w:tc>
-          <w:tcPr>
-            <w:tcW w:w="1855" w:type="dxa"/>
-            <w:vAlign w:val="center"/>
-          </w:tcPr>
-          <w:p>
-            <w:pPr>
-              <w:pStyle w:val="TableParagraph"/>
-              <w:spacing w:before="133"/>
-              <w:ind w:left="50"/>
-              <w:jc w:val="center"/>
-              <w:rPr>
-                <w:sz w:val="24"/>
-              </w:rPr>
-            </w:pPr>
-          </w:p>
-        </w:tc>
-        <w:tc>
-          <w:tcPr>
-            <w:tcW w:w="5095" w:type="dxa"/>
-            <w:vAlign w:val="center"/>
-          </w:tcPr>
-          <w:p>
-            <w:pPr>
-              <w:pStyle w:val="TableParagraph"/>
-              <w:spacing w:before="133"/>
-              <w:ind w:left="1010"/>
-              <w:rPr>
-                <w:sz w:val="24"/>
-              </w:rPr>
-            </w:pPr>
-          </w:p>
-        </w:tc>
-        <w:tc>
-          <w:tcPr>
-            <w:tcW w:w="2182" w:type="dxa"/>
-            <w:vAlign w:val="center"/>
-          </w:tcPr>
-          <w:p>
-            <w:pPr>
-              <w:pStyle w:val="TableParagraph"/>
-              <w:spacing w:before="133"/>
-              <w:ind w:left="0" w:right="49"/>
-              <w:jc w:val="center"/>
-              <w:rPr>
-                <w:sz w:val="24"/>
-              </w:rPr>
-            </w:pPr>
-          </w:p>
-        </w:tc>
-      </w:tr>
-      <w:tr>
-        <w:trPr>
-          <w:trHeight w:val="552"/>
-        </w:trPr>
-        <w:tc>
-          <w:tcPr>
-            <w:tcW w:w="1855" w:type="dxa"/>
-            <w:vAlign w:val="center"/>
-          </w:tcPr>
-          <w:p>
-            <w:pPr>
-              <w:pStyle w:val="TableParagraph"/>
-              <w:spacing w:before="133"/>
-              <w:ind w:left="50"/>
-              <w:jc w:val="center"/>
-              <w:rPr>
-                <w:sz w:val="24"/>
-              </w:rPr>
-            </w:pPr>
-          </w:p>
-        </w:tc>
-        <w:tc>
-          <w:tcPr>
-            <w:tcW w:w="5095" w:type="dxa"/>
-            <w:vAlign w:val="center"/>
-          </w:tcPr>
-          <w:p>
-            <w:pPr>
-              <w:pStyle w:val="TableParagraph"/>
-              <w:spacing w:before="133"/>
-              <w:ind w:left="1013"/>
-              <w:rPr>
-                <w:sz w:val="24"/>
-              </w:rPr>
-            </w:pPr>
-          </w:p>
-        </w:tc>
-        <w:tc>
-          <w:tcPr>
-            <w:tcW w:w="2182" w:type="dxa"/>
-            <w:vAlign w:val="center"/>
-          </w:tcPr>
-          <w:p>
-            <w:pPr>
-              <w:pStyle w:val="TableParagraph"/>
-              <w:spacing w:before="133"/>
-              <w:ind w:left="0" w:right="52"/>
-              <w:jc w:val="center"/>
-              <w:rPr>
-                <w:sz w:val="24"/>
-              </w:rPr>
-            </w:pPr>
-          </w:p>
-        </w:tc>
-      </w:tr>
-      <w:tr>
-        <w:trPr>
-          <w:trHeight w:val="552"/>
-        </w:trPr>
-        <w:tc>
-          <w:tcPr>
-            <w:tcW w:w="1855" w:type="dxa"/>
-            <w:vAlign w:val="center"/>
-          </w:tcPr>
-          <w:p>
-            <w:pPr>
-              <w:pStyle w:val="TableParagraph"/>
-              <w:spacing w:before="133"/>
-              <w:ind w:left="50"/>
-              <w:jc w:val="center"/>
-              <w:rPr>
-                <w:sz w:val="24"/>
-              </w:rPr>
-            </w:pPr>
-          </w:p>
-        </w:tc>
-        <w:tc>
-          <w:tcPr>
-            <w:tcW w:w="5095" w:type="dxa"/>
-            <w:vAlign w:val="center"/>
-          </w:tcPr>
-          <w:p>
-            <w:pPr>
-              <w:pStyle w:val="TableParagraph"/>
-              <w:spacing w:before="133"/>
-              <w:ind w:left="1015"/>
-              <w:rPr>
-                <w:sz w:val="24"/>
-              </w:rPr>
-            </w:pPr>
-          </w:p>
-        </w:tc>
-        <w:tc>
-          <w:tcPr>
-            <w:tcW w:w="2182" w:type="dxa"/>
-            <w:vAlign w:val="center"/>
-          </w:tcPr>
-          <w:p>
-            <w:pPr>
-              <w:pStyle w:val="TableParagraph"/>
-              <w:spacing w:before="133"/>
-              <w:ind w:left="0" w:right="78"/>
-              <w:jc w:val="center"/>
-              <w:rPr>
-                <w:sz w:val="24"/>
-              </w:rPr>
-            </w:pPr>
-          </w:p>
-        </w:tc>
-      </w:tr>
-      <w:tr>
-        <w:trPr>
-          <w:trHeight w:val="552"/>
-        </w:trPr>
-        <w:tc>
-          <w:tcPr>
-            <w:tcW w:w="1855" w:type="dxa"/>
-            <w:vAlign w:val="center"/>
-          </w:tcPr>
-          <w:p>
-            <w:pPr>
-              <w:pStyle w:val="TableParagraph"/>
-              <w:spacing w:before="133"/>
-              <w:ind w:left="50"/>
-              <w:jc w:val="center"/>
-              <w:rPr>
-                <w:sz w:val="24"/>
-              </w:rPr>
-            </w:pPr>
-          </w:p>
-        </w:tc>
-        <w:tc>
-          <w:tcPr>
-            <w:tcW w:w="5095" w:type="dxa"/>
-            <w:vAlign w:val="center"/>
-          </w:tcPr>
-          <w:p>
-            <w:pPr>
-              <w:pStyle w:val="TableParagraph"/>
-              <w:spacing w:before="133"/>
-              <w:ind w:left="1015"/>
-              <w:rPr>
-                <w:sz w:val="24"/>
-              </w:rPr>
-            </w:pPr>
-          </w:p>
-        </w:tc>
-        <w:tc>
-          <w:tcPr>
-            <w:tcW w:w="2182" w:type="dxa"/>
-            <w:vAlign w:val="center"/>
-          </w:tcPr>
-          <w:p>
-            <w:pPr>
-              <w:pStyle w:val="TableParagraph"/>
-              <w:spacing w:before="133"/>
-              <w:ind w:left="0" w:right="64"/>
-              <w:jc w:val="center"/>
-              <w:rPr>
-                <w:sz w:val="24"/>
-              </w:rPr>
-            </w:pPr>
-          </w:p>
-        </w:tc>
-      </w:tr>
-      <w:tr>
-        <w:trPr>
-          <w:trHeight w:val="552"/>
-        </w:trPr>
-        <w:tc>
-          <w:tcPr>
-            <w:tcW w:w="1855" w:type="dxa"/>
-            <w:vAlign w:val="center"/>
-          </w:tcPr>
-          <w:p>
-            <w:pPr>
-              <w:pStyle w:val="TableParagraph"/>
-              <w:spacing w:before="133"/>
-              <w:ind w:left="50"/>
-              <w:jc w:val="center"/>
-              <w:rPr>
-                <w:sz w:val="24"/>
-              </w:rPr>
-            </w:pPr>
-          </w:p>
-        </w:tc>
-        <w:tc>
-          <w:tcPr>
-            <w:tcW w:w="5095" w:type="dxa"/>
-            <w:vAlign w:val="center"/>
-          </w:tcPr>
-          <w:p>
-            <w:pPr>
-              <w:pStyle w:val="TableParagraph"/>
-              <w:spacing w:before="133"/>
-              <w:ind w:left="1003"/>
-              <w:rPr>
-                <w:sz w:val="24"/>
-              </w:rPr>
-            </w:pPr>
-          </w:p>
-        </w:tc>
-        <w:tc>
-          <w:tcPr>
-            <w:tcW w:w="2182" w:type="dxa"/>
-            <w:vAlign w:val="center"/>
-          </w:tcPr>
-          <w:p>
-            <w:pPr>
-              <w:pStyle w:val="TableParagraph"/>
-              <w:spacing w:before="133"/>
-              <w:ind w:left="0" w:right="49"/>
-              <w:jc w:val="center"/>
-              <w:rPr>
-                <w:sz w:val="24"/>
-              </w:rPr>
-            </w:pPr>
-          </w:p>
-        </w:tc>
-      </w:tr>
-      <w:tr>
-        <w:trPr>
-          <w:trHeight w:val="408"/>
-        </w:trPr>
-        <w:tc>
-          <w:tcPr>
-            <w:tcW w:w="1855" w:type="dxa"/>
-            <w:vAlign w:val="center"/>
-          </w:tcPr>
-          <w:p>
-            <w:pPr>
-              <w:pStyle w:val="TableParagraph"/>
-              <w:spacing w:before="133" w:line="256" w:lineRule="exact"/>
-              <w:ind w:left="50"/>
-              <w:jc w:val="center"/>
-              <w:rPr>
-                <w:sz w:val="24"/>
-              </w:rPr>
-            </w:pPr>
-          </w:p>
-        </w:tc>
-        <w:tc>
-          <w:tcPr>
-            <w:tcW w:w="5095" w:type="dxa"/>
-            <w:vAlign w:val="center"/>
-          </w:tcPr>
-          <w:p>
-            <w:pPr>
-              <w:pStyle w:val="TableParagraph"/>
-              <w:spacing w:before="133" w:line="256" w:lineRule="exact"/>
-              <w:ind w:left="998"/>
-              <w:rPr>
-                <w:sz w:val="24"/>
-              </w:rPr>
-            </w:pPr>
-          </w:p>
-        </w:tc>
-        <w:tc>
-          <w:tcPr>
-            <w:tcW w:w="2182" w:type="dxa"/>
-            <w:vAlign w:val="center"/>
-          </w:tcPr>
-          <w:p>
-            <w:pPr>
-              <w:pStyle w:val="TableParagraph"/>
-              <w:spacing w:before="133" w:line="256" w:lineRule="exact"/>
-              <w:ind w:left="0" w:right="50"/>
-              <w:jc w:val="center"/>
-              <w:rPr>
-                <w:sz w:val="24"/>
-              </w:rPr>
-            </w:pPr>
-          </w:p>
-        </w:tc>
-      </w:tr>
-    </w:tbl>
-    <w:p>
-      <w:pPr>
-        <w:tabs>
-          <w:tab w:val="left" w:pos="821"/>
-          <w:tab w:val="right" w:leader="dot" w:pos="9440"/>
-        </w:tabs>
-        <w:spacing w:line="480" w:lineRule="auto"/>
-        <w:jc w:val="center"/>
-        <w:rPr>
-          <w:rFonts w:ascii="Times New Roman" w:hAnsi="Times New Roman" w:cs="Times New Roman"/>
-          <w:sz w:val="28"/>
-          <w:szCs w:val="28"/>
-        </w:rPr>
-      </w:pPr>
-    </w:p>
-    <w:p>
-      <w:pPr>
-        <w:tabs>
-          <w:tab w:val="left" w:pos="821"/>
-          <w:tab w:val="right" w:leader="dot" w:pos="9440"/>
-        </w:tabs>
-        <w:spacing w:line="480" w:lineRule="auto"/>
-        <w:jc w:val="center"/>
-        <w:rPr>
-          <w:rFonts w:ascii="Times New Roman" w:hAnsi="Times New Roman" w:cs="Times New Roman"/>
-          <w:sz w:val="28"/>
-          <w:szCs w:val="28"/>
-        </w:rPr>
-      </w:pPr>
-    </w:p>
-    <w:p>
-      <w:pPr>
-        <w:tabs>
-          <w:tab w:val="left" w:pos="821"/>
-          <w:tab w:val="right" w:leader="dot" w:pos="9440"/>
-        </w:tabs>
-        <w:spacing w:line="480" w:lineRule="auto"/>
-        <w:jc w:val="center"/>
-        <w:rPr>
-          <w:rFonts w:ascii="Times New Roman" w:hAnsi="Times New Roman" w:cs="Times New Roman"/>
-          <w:sz w:val="28"/>
-          <w:szCs w:val="28"/>
-        </w:rPr>
-      </w:pPr>
-    </w:p>
-    <w:p>
-      <w:pPr>
-        <w:tabs>
-          <w:tab w:val="left" w:pos="821"/>
-          <w:tab w:val="right" w:leader="dot" w:pos="9440"/>
-        </w:tabs>
-        <w:spacing w:line="480" w:lineRule="auto"/>
-        <w:jc w:val="center"/>
-        <w:rPr>
-          <w:rFonts w:ascii="Times New Roman" w:hAnsi="Times New Roman" w:cs="Times New Roman"/>
-          <w:sz w:val="28"/>
-          <w:szCs w:val="28"/>
-        </w:rPr>
-      </w:pPr>
-    </w:p>
-    <w:p>
-      <w:pPr>
-        <w:tabs>
-          <w:tab w:val="left" w:pos="821"/>
-          <w:tab w:val="right" w:leader="dot" w:pos="9440"/>
-        </w:tabs>
-        <w:spacing w:line="480" w:lineRule="auto"/>
-        <w:jc w:val="center"/>
-        <w:rPr>
-          <w:rFonts w:ascii="Times New Roman" w:hAnsi="Times New Roman" w:cs="Times New Roman"/>
-          <w:sz w:val="28"/>
-          <w:szCs w:val="28"/>
-        </w:rPr>
-      </w:pPr>
-    </w:p>
-    <w:p>
-      <w:pPr>
-        <w:tabs>
-          <w:tab w:val="left" w:pos="821"/>
-          <w:tab w:val="right" w:leader="dot" w:pos="9440"/>
-        </w:tabs>
-        <w:spacing w:line="480" w:lineRule="auto"/>
-        <w:jc w:val="center"/>
-        <w:rPr>
-          <w:rFonts w:ascii="Times New Roman" w:hAnsi="Times New Roman" w:cs="Times New Roman"/>
-          <w:sz w:val="28"/>
-          <w:szCs w:val="28"/>
-        </w:rPr>
-      </w:pPr>
-    </w:p>
-    <w:p>
-      <w:pPr>
-        <w:tabs>
-          <w:tab w:val="left" w:pos="821"/>
-          <w:tab w:val="right" w:leader="dot" w:pos="9440"/>
-        </w:tabs>
-        <w:spacing w:line="480" w:lineRule="auto"/>
-        <w:jc w:val="center"/>
-        <w:rPr>
-          <w:rFonts w:ascii="Times New Roman" w:hAnsi="Times New Roman" w:cs="Times New Roman"/>
-          <w:sz w:val="28"/>
-          <w:szCs w:val="28"/>
-        </w:rPr>
-      </w:pPr>
-    </w:p>
-    <w:p>
-      <w:pPr>
-        <w:spacing w:before="211"/>
-        <w:ind w:right="1"/>
-        <w:jc w:val="center"/>
-        <w:rPr>
-          <w:rFonts w:ascii="Times New Roman" w:hAnsi="Times New Roman" w:cs="Times New Roman"/>
-          <w:b/>
-          <w:sz w:val="32"/>
-        </w:rPr>
-      </w:pPr>
-    </w:p>
-    <w:p>
-      <w:pPr>
-        <w:spacing w:before="211"/>
-        <w:ind w:right="1"/>
-        <w:jc w:val="center"/>
-        <w:rPr>
-          <w:rFonts w:ascii="Times New Roman" w:hAnsi="Times New Roman" w:cs="Times New Roman"/>
-          <w:b/>
-          <w:sz w:val="32"/>
-        </w:rPr>
-      </w:pPr>
-      <w:r>
-        <w:rPr>
-          <w:rFonts w:ascii="Times New Roman" w:hAnsi="Times New Roman" w:cs="Times New Roman"/>
-          <w:b/>
-          <w:sz w:val="32"/>
-        </w:rPr>
-        <w:t>LIST OF TABLES</w:t>
-      </w:r>
-    </w:p>
-    <w:p>
-      <w:pPr>
-        <w:spacing w:before="211"/>
-        <w:ind w:right="1"/>
-        <w:jc w:val="center"/>
-        <w:rPr>
-          <w:rFonts w:ascii="Times New Roman" w:hAnsi="Times New Roman" w:cs="Times New Roman"/>
-          <w:b/>
-          <w:sz w:val="32"/>
-        </w:rPr>
-      </w:pPr>
-    </w:p>
-    <w:tbl>
-      <w:tblPr>
-        <w:tblW w:w="0" w:type="auto"/>
-        <w:tblInd w:w="117" w:type="dxa"/>
-        <w:tblLayout w:type="fixed"/>
-        <w:tblCellMar>
-          <w:left w:w="0" w:type="dxa"/>
-          <w:right w:w="0" w:type="dxa"/>
-        </w:tblCellMar>
-        <w:tblLook w:val="01E0" w:firstRow="1" w:lastRow="1" w:firstColumn="1" w:lastColumn="1" w:noHBand="0" w:noVBand="0"/>
-      </w:tblPr>
-      <w:tblGrid>
-        <w:gridCol w:w="2131"/>
-        <w:gridCol w:w="5530"/>
-        <w:gridCol w:w="1472"/>
-      </w:tblGrid>
-      <w:tr>
-        <w:trPr>
-          <w:trHeight w:val="409"/>
-        </w:trPr>
-        <w:tc>
-          <w:tcPr>
-            <w:tcW w:w="2131" w:type="dxa"/>
-            <w:vAlign w:val="center"/>
-          </w:tcPr>
-          <w:p>
-            <w:pPr>
-              <w:pStyle w:val="TableParagraph"/>
-              <w:spacing w:line="266" w:lineRule="exact"/>
-              <w:ind w:left="50"/>
-              <w:jc w:val="center"/>
-              <w:rPr>
-                <w:b/>
-                <w:sz w:val="24"/>
-              </w:rPr>
-            </w:pPr>
-            <w:r>
-              <w:rPr>
-                <w:b/>
-                <w:sz w:val="24"/>
-              </w:rPr>
-              <w:t>Table No.</w:t>
-            </w:r>
-            <w:r>
-              <w:rPr>
-                <w:b/>
-                <w:sz w:val="24"/>
-              </w:rPr>
-              <w:t xml:space="preserve">   </w:t>
-            </w:r>
-          </w:p>
-        </w:tc>
-        <w:tc>
-          <w:tcPr>
-            <w:tcW w:w="5530" w:type="dxa"/>
-            <w:vAlign w:val="center"/>
-          </w:tcPr>
-          <w:p>
-            <w:pPr>
-              <w:pStyle w:val="TableParagraph"/>
-              <w:spacing w:line="266" w:lineRule="exact"/>
-              <w:ind w:left="1080"/>
-              <w:jc w:val="center"/>
-              <w:rPr>
-                <w:b/>
-                <w:sz w:val="24"/>
-              </w:rPr>
-            </w:pPr>
-            <w:r>
-              <w:rPr>
-                <w:b/>
-                <w:sz w:val="24"/>
-              </w:rPr>
-              <w:t>Table Caption</w:t>
-            </w:r>
-          </w:p>
-        </w:tc>
-        <w:tc>
-          <w:tcPr>
-            <w:tcW w:w="1472" w:type="dxa"/>
-            <w:vAlign w:val="center"/>
-          </w:tcPr>
-          <w:p>
-            <w:pPr>
-              <w:pStyle w:val="TableParagraph"/>
-              <w:spacing w:line="266" w:lineRule="exact"/>
-              <w:ind w:left="0" w:right="105"/>
-              <w:jc w:val="center"/>
-              <w:rPr>
-                <w:b/>
-                <w:sz w:val="24"/>
-              </w:rPr>
-            </w:pPr>
-            <w:r>
-              <w:rPr>
-                <w:b/>
-                <w:sz w:val="24"/>
-              </w:rPr>
-              <w:t>Page No.</w:t>
-            </w:r>
-          </w:p>
-        </w:tc>
-      </w:tr>
-      <w:tr>
-        <w:trPr>
-          <w:trHeight w:val="621"/>
-        </w:trPr>
-        <w:tc>
-          <w:tcPr>
-            <w:tcW w:w="2131" w:type="dxa"/>
-            <w:vAlign w:val="center"/>
-          </w:tcPr>
-          <w:p>
-            <w:pPr>
-              <w:pStyle w:val="TableParagraph"/>
-              <w:spacing w:before="170"/>
-              <w:ind w:left="50"/>
-              <w:jc w:val="center"/>
-              <w:rPr>
-                <w:sz w:val="24"/>
-              </w:rPr>
-            </w:pPr>
-          </w:p>
-        </w:tc>
-        <w:tc>
-          <w:tcPr>
-            <w:tcW w:w="5530" w:type="dxa"/>
-            <w:vAlign w:val="center"/>
-          </w:tcPr>
-          <w:p>
-            <w:pPr>
-              <w:pStyle w:val="TableParagraph"/>
-              <w:spacing w:before="133"/>
-              <w:ind w:left="1089"/>
-              <w:rPr>
-                <w:sz w:val="28"/>
-              </w:rPr>
-            </w:pPr>
-          </w:p>
-        </w:tc>
-        <w:tc>
-          <w:tcPr>
-            <w:tcW w:w="1472" w:type="dxa"/>
-            <w:vAlign w:val="center"/>
-          </w:tcPr>
-          <w:p>
-            <w:pPr>
-              <w:pStyle w:val="TableParagraph"/>
-              <w:spacing w:before="170"/>
-              <w:ind w:left="0" w:right="55"/>
-              <w:jc w:val="center"/>
-              <w:rPr>
-                <w:sz w:val="24"/>
-              </w:rPr>
-            </w:pPr>
-          </w:p>
-        </w:tc>
-      </w:tr>
-      <w:tr>
-        <w:trPr>
-          <w:trHeight w:val="644"/>
-        </w:trPr>
-        <w:tc>
-          <w:tcPr>
-            <w:tcW w:w="2131" w:type="dxa"/>
-            <w:vAlign w:val="center"/>
-          </w:tcPr>
-          <w:p>
-            <w:pPr>
-              <w:pStyle w:val="TableParagraph"/>
-              <w:spacing w:before="192"/>
-              <w:ind w:left="50"/>
-              <w:jc w:val="center"/>
-              <w:rPr>
-                <w:sz w:val="24"/>
-              </w:rPr>
-            </w:pPr>
-          </w:p>
-        </w:tc>
-        <w:tc>
-          <w:tcPr>
-            <w:tcW w:w="5530" w:type="dxa"/>
-            <w:vAlign w:val="center"/>
-          </w:tcPr>
-          <w:p>
-            <w:pPr>
-              <w:pStyle w:val="TableParagraph"/>
-              <w:spacing w:before="155"/>
-              <w:ind w:left="1087"/>
-              <w:rPr>
-                <w:sz w:val="28"/>
-              </w:rPr>
-            </w:pPr>
-          </w:p>
-        </w:tc>
-        <w:tc>
-          <w:tcPr>
-            <w:tcW w:w="1472" w:type="dxa"/>
-            <w:vAlign w:val="center"/>
-          </w:tcPr>
-          <w:p>
-            <w:pPr>
-              <w:pStyle w:val="TableParagraph"/>
-              <w:spacing w:before="192"/>
-              <w:ind w:left="0" w:right="48"/>
-              <w:jc w:val="center"/>
-              <w:rPr>
-                <w:sz w:val="24"/>
-              </w:rPr>
-            </w:pPr>
-          </w:p>
-        </w:tc>
-      </w:tr>
-      <w:tr>
-        <w:trPr>
-          <w:trHeight w:val="644"/>
-        </w:trPr>
-        <w:tc>
-          <w:tcPr>
-            <w:tcW w:w="2131" w:type="dxa"/>
-            <w:vAlign w:val="center"/>
-          </w:tcPr>
-          <w:p>
-            <w:pPr>
-              <w:pStyle w:val="TableParagraph"/>
-              <w:spacing w:before="193"/>
-              <w:ind w:left="50"/>
-              <w:jc w:val="center"/>
-              <w:rPr>
-                <w:sz w:val="24"/>
-              </w:rPr>
-            </w:pPr>
-          </w:p>
-        </w:tc>
-        <w:tc>
-          <w:tcPr>
-            <w:tcW w:w="5530" w:type="dxa"/>
-            <w:vAlign w:val="center"/>
-          </w:tcPr>
-          <w:p>
-            <w:pPr>
-              <w:pStyle w:val="TableParagraph"/>
-              <w:spacing w:before="156"/>
-              <w:ind w:left="1094"/>
-              <w:rPr>
-                <w:sz w:val="28"/>
-              </w:rPr>
-            </w:pPr>
-          </w:p>
-        </w:tc>
-        <w:tc>
-          <w:tcPr>
-            <w:tcW w:w="1472" w:type="dxa"/>
-            <w:vAlign w:val="center"/>
-          </w:tcPr>
-          <w:p>
-            <w:pPr>
-              <w:pStyle w:val="TableParagraph"/>
-              <w:spacing w:before="193"/>
-              <w:ind w:left="0" w:right="53"/>
-              <w:jc w:val="center"/>
-              <w:rPr>
-                <w:sz w:val="24"/>
-              </w:rPr>
-            </w:pPr>
-          </w:p>
-        </w:tc>
-      </w:tr>
-      <w:tr>
-        <w:trPr>
-          <w:trHeight w:val="643"/>
-        </w:trPr>
-        <w:tc>
-          <w:tcPr>
-            <w:tcW w:w="2131" w:type="dxa"/>
-            <w:vAlign w:val="center"/>
-          </w:tcPr>
-          <w:p>
-            <w:pPr>
-              <w:pStyle w:val="TableParagraph"/>
-              <w:spacing w:before="192"/>
-              <w:ind w:left="50"/>
-              <w:jc w:val="center"/>
-              <w:rPr>
-                <w:sz w:val="24"/>
-              </w:rPr>
-            </w:pPr>
-          </w:p>
-        </w:tc>
-        <w:tc>
-          <w:tcPr>
-            <w:tcW w:w="5530" w:type="dxa"/>
-            <w:vAlign w:val="center"/>
-          </w:tcPr>
-          <w:p>
-            <w:pPr>
-              <w:pStyle w:val="TableParagraph"/>
-              <w:spacing w:before="155"/>
-              <w:ind w:left="1085"/>
-              <w:rPr>
-                <w:sz w:val="28"/>
-              </w:rPr>
-            </w:pPr>
-          </w:p>
-        </w:tc>
-        <w:tc>
-          <w:tcPr>
-            <w:tcW w:w="1472" w:type="dxa"/>
-            <w:vAlign w:val="center"/>
-          </w:tcPr>
-          <w:p>
-            <w:pPr>
-              <w:pStyle w:val="TableParagraph"/>
-              <w:spacing w:before="192"/>
-              <w:ind w:left="0" w:right="50"/>
-              <w:jc w:val="center"/>
-              <w:rPr>
-                <w:sz w:val="24"/>
-              </w:rPr>
-            </w:pPr>
-          </w:p>
-        </w:tc>
-      </w:tr>
-      <w:tr>
-        <w:trPr>
-          <w:trHeight w:val="644"/>
-        </w:trPr>
-        <w:tc>
-          <w:tcPr>
-            <w:tcW w:w="2131" w:type="dxa"/>
-            <w:vAlign w:val="center"/>
-          </w:tcPr>
-          <w:p>
-            <w:pPr>
-              <w:pStyle w:val="TableParagraph"/>
-              <w:spacing w:before="192"/>
-              <w:ind w:left="50"/>
-              <w:jc w:val="center"/>
-              <w:rPr>
-                <w:sz w:val="24"/>
-              </w:rPr>
-            </w:pPr>
-          </w:p>
-        </w:tc>
-        <w:tc>
-          <w:tcPr>
-            <w:tcW w:w="5530" w:type="dxa"/>
-            <w:vAlign w:val="center"/>
-          </w:tcPr>
-          <w:p>
-            <w:pPr>
-              <w:pStyle w:val="TableParagraph"/>
-              <w:spacing w:before="155"/>
-              <w:ind w:left="1097"/>
-              <w:rPr>
-                <w:sz w:val="28"/>
-              </w:rPr>
-            </w:pPr>
-          </w:p>
-        </w:tc>
-        <w:tc>
-          <w:tcPr>
-            <w:tcW w:w="1472" w:type="dxa"/>
-            <w:vAlign w:val="center"/>
-          </w:tcPr>
-          <w:p>
-            <w:pPr>
-              <w:pStyle w:val="TableParagraph"/>
-              <w:spacing w:before="192"/>
-              <w:ind w:left="0" w:right="50"/>
-              <w:jc w:val="center"/>
-              <w:rPr>
-                <w:sz w:val="24"/>
-              </w:rPr>
-            </w:pPr>
-          </w:p>
-        </w:tc>
-      </w:tr>
-      <w:tr>
-        <w:trPr>
-          <w:trHeight w:val="478"/>
-        </w:trPr>
-        <w:tc>
-          <w:tcPr>
-            <w:tcW w:w="2131" w:type="dxa"/>
-            <w:vAlign w:val="center"/>
-          </w:tcPr>
-          <w:p>
-            <w:pPr>
-              <w:pStyle w:val="TableParagraph"/>
-              <w:spacing w:before="193" w:line="265" w:lineRule="exact"/>
-              <w:ind w:left="50"/>
-              <w:jc w:val="center"/>
-              <w:rPr>
-                <w:sz w:val="24"/>
-              </w:rPr>
-            </w:pPr>
-          </w:p>
-        </w:tc>
-        <w:tc>
-          <w:tcPr>
-            <w:tcW w:w="5530" w:type="dxa"/>
-            <w:vAlign w:val="center"/>
-          </w:tcPr>
-          <w:p>
-            <w:pPr>
-              <w:pStyle w:val="TableParagraph"/>
-              <w:spacing w:before="156" w:line="302" w:lineRule="exact"/>
-              <w:ind w:left="1092"/>
-              <w:rPr>
-                <w:sz w:val="28"/>
-              </w:rPr>
-            </w:pPr>
-          </w:p>
-        </w:tc>
-        <w:tc>
-          <w:tcPr>
-            <w:tcW w:w="1472" w:type="dxa"/>
-            <w:vAlign w:val="center"/>
-          </w:tcPr>
-          <w:p>
-            <w:pPr>
-              <w:pStyle w:val="TableParagraph"/>
-              <w:spacing w:before="193" w:line="265" w:lineRule="exact"/>
-              <w:ind w:left="0" w:right="55"/>
-              <w:jc w:val="center"/>
-              <w:rPr>
-                <w:sz w:val="24"/>
-              </w:rPr>
-            </w:pPr>
-          </w:p>
-        </w:tc>
-      </w:tr>
-    </w:tbl>
-    <w:p>
-      <w:pPr>
-        <w:spacing w:before="211"/>
-        <w:ind w:right="1"/>
-        <w:jc w:val="center"/>
-        <w:rPr>
-          <w:rFonts w:ascii="Times New Roman" w:hAnsi="Times New Roman" w:cs="Times New Roman"/>
-          <w:b/>
-          <w:sz w:val="32"/>
-        </w:rPr>
-      </w:pPr>
-    </w:p>
-    <w:p>
-      <w:pPr>
-        <w:spacing w:before="211"/>
-        <w:ind w:right="1"/>
-        <w:jc w:val="center"/>
-        <w:rPr>
-          <w:rFonts w:ascii="Times New Roman" w:hAnsi="Times New Roman" w:cs="Times New Roman"/>
-          <w:b/>
-          <w:sz w:val="32"/>
-        </w:rPr>
-      </w:pPr>
-    </w:p>
-    <w:p>
-      <w:pPr>
-        <w:spacing w:before="211"/>
-        <w:ind w:right="1"/>
-        <w:jc w:val="center"/>
-        <w:rPr>
-          <w:rFonts w:ascii="Times New Roman" w:hAnsi="Times New Roman" w:cs="Times New Roman"/>
-          <w:b/>
-          <w:sz w:val="32"/>
-        </w:rPr>
-      </w:pPr>
-    </w:p>
-    <w:p>
-      <w:pPr>
-        <w:spacing w:before="211"/>
-        <w:ind w:right="1"/>
-        <w:jc w:val="center"/>
-        <w:rPr>
-          <w:rFonts w:ascii="Times New Roman" w:hAnsi="Times New Roman" w:cs="Times New Roman"/>
-          <w:b/>
-          <w:sz w:val="32"/>
-        </w:rPr>
-      </w:pPr>
-    </w:p>
-    <w:p>
-      <w:pPr>
-        <w:spacing w:before="211"/>
-        <w:ind w:right="1"/>
-        <w:jc w:val="center"/>
-        <w:rPr>
-          <w:rFonts w:ascii="Times New Roman" w:hAnsi="Times New Roman" w:cs="Times New Roman"/>
-          <w:b/>
-          <w:sz w:val="32"/>
-        </w:rPr>
-      </w:pPr>
-    </w:p>
-    <w:p>
-      <w:pPr>
-        <w:spacing w:before="211"/>
-        <w:ind w:right="1"/>
-        <w:jc w:val="center"/>
-        <w:rPr>
-          <w:rFonts w:ascii="Times New Roman" w:hAnsi="Times New Roman" w:cs="Times New Roman"/>
-          <w:b/>
-          <w:sz w:val="32"/>
-        </w:rPr>
-      </w:pPr>
-    </w:p>
-    <w:p>
-      <w:pPr>
-        <w:spacing w:before="211"/>
-        <w:ind w:right="1"/>
-        <w:jc w:val="center"/>
-        <w:rPr>
-          <w:rFonts w:ascii="Times New Roman" w:hAnsi="Times New Roman" w:cs="Times New Roman"/>
-          <w:b/>
-          <w:sz w:val="32"/>
-        </w:rPr>
-      </w:pPr>
-    </w:p>
-    <w:p>
-      <w:pPr>
-        <w:spacing w:before="211"/>
-        <w:ind w:right="1"/>
-        <w:jc w:val="center"/>
-        <w:rPr>
-          <w:rFonts w:ascii="Times New Roman" w:hAnsi="Times New Roman" w:cs="Times New Roman"/>
-          <w:b/>
-          <w:sz w:val="32"/>
-        </w:rPr>
-      </w:pPr>
-    </w:p>
-    <w:p>
-      <w:pPr>
-        <w:spacing w:before="211"/>
-        <w:ind w:right="1"/>
-        <w:jc w:val="center"/>
-        <w:rPr>
-          <w:rFonts w:ascii="Times New Roman" w:hAnsi="Times New Roman" w:cs="Times New Roman"/>
-          <w:b/>
-          <w:sz w:val="32"/>
-        </w:rPr>
-      </w:pPr>
-    </w:p>
-    <w:p>
-      <w:pPr>
-        <w:spacing w:before="211"/>
-        <w:ind w:right="1"/>
-        <w:jc w:val="center"/>
-        <w:rPr>
-          <w:rFonts w:ascii="Times New Roman" w:hAnsi="Times New Roman" w:cs="Times New Roman"/>
-          <w:b/>
-          <w:sz w:val="32"/>
-        </w:rPr>
-      </w:pPr>
-    </w:p>
-    <w:p>
-      <w:pPr>
-        <w:spacing w:before="211"/>
-        <w:ind w:right="1"/>
-        <w:jc w:val="center"/>
-        <w:rPr>
-          <w:rFonts w:ascii="Times New Roman" w:hAnsi="Times New Roman" w:cs="Times New Roman"/>
-          <w:b/>
-          <w:sz w:val="32"/>
-        </w:rPr>
-      </w:pPr>
-    </w:p>
-    <w:p>
-      <w:pPr>
-        <w:spacing w:before="211"/>
-        <w:ind w:right="1"/>
-        <w:jc w:val="center"/>
-        <w:rPr>
-          <w:rFonts w:ascii="Times New Roman" w:hAnsi="Times New Roman" w:cs="Times New Roman"/>
-          <w:b/>
-          <w:sz w:val="32"/>
-        </w:rPr>
-      </w:pPr>
-    </w:p>
-    <w:p>
-      <w:pPr>
-        <w:spacing w:before="211"/>
-        <w:ind w:right="1"/>
-        <w:jc w:val="center"/>
-        <w:rPr>
-          <w:rFonts w:ascii="Times New Roman" w:hAnsi="Times New Roman" w:cs="Times New Roman"/>
-          <w:b/>
-          <w:sz w:val="32"/>
-        </w:rPr>
-      </w:pPr>
-    </w:p>
-    <w:p>
-      <w:pPr>
-        <w:spacing w:before="211"/>
-        <w:ind w:right="1"/>
-        <w:jc w:val="center"/>
-        <w:rPr>
-          <w:rFonts w:ascii="Times New Roman" w:hAnsi="Times New Roman" w:cs="Times New Roman"/>
-          <w:b/>
-          <w:sz w:val="32"/>
-          <w:szCs w:val="32"/>
-        </w:rPr>
-      </w:pPr>
-      <w:r>
-        <w:rPr>
-          <w:rFonts w:ascii="Times New Roman" w:hAnsi="Times New Roman" w:cs="Times New Roman"/>
-          <w:b/>
-          <w:sz w:val="32"/>
-        </w:rPr>
-        <w:t xml:space="preserve">LIST OF </w:t>
-      </w:r>
-      <w:r>
-        <w:rPr>
-          <w:rFonts w:ascii="Times New Roman" w:hAnsi="Times New Roman" w:cs="Times New Roman"/>
-          <w:b/>
-          <w:sz w:val="32"/>
-          <w:szCs w:val="32"/>
-        </w:rPr>
-        <w:t>ABBREVIATIONS</w:t>
-      </w:r>
-    </w:p>
-    <w:p>
-      <w:pPr>
-        <w:spacing w:before="211"/>
-        <w:ind w:right="1"/>
-        <w:jc w:val="center"/>
-        <w:rPr>
-          <w:rFonts w:ascii="Times New Roman" w:hAnsi="Times New Roman" w:cs="Times New Roman"/>
-          <w:b/>
-          <w:sz w:val="32"/>
-          <w:szCs w:val="32"/>
-        </w:rPr>
-      </w:pPr>
-    </w:p>
-    <w:tbl>
-      <w:tblPr>
-        <w:tblW w:w="0" w:type="auto"/>
-        <w:tblInd w:w="117" w:type="dxa"/>
-        <w:tblLayout w:type="fixed"/>
-        <w:tblCellMar>
-          <w:left w:w="0" w:type="dxa"/>
-          <w:right w:w="0" w:type="dxa"/>
-        </w:tblCellMar>
-        <w:tblLook w:val="01E0" w:firstRow="1" w:lastRow="1" w:firstColumn="1" w:lastColumn="1" w:noHBand="0" w:noVBand="0"/>
-      </w:tblPr>
-      <w:tblGrid>
-        <w:gridCol w:w="2583"/>
-        <w:gridCol w:w="6845"/>
-      </w:tblGrid>
-      <w:tr>
-        <w:trPr>
-          <w:trHeight w:val="409"/>
-        </w:trPr>
-        <w:tc>
-          <w:tcPr>
-            <w:tcW w:w="2583" w:type="dxa"/>
-            <w:vAlign w:val="center"/>
-          </w:tcPr>
-          <w:p>
-            <w:pPr>
-              <w:pStyle w:val="TableParagraph"/>
-              <w:spacing w:line="266" w:lineRule="exact"/>
-              <w:ind w:left="50"/>
-              <w:jc w:val="center"/>
-              <w:rPr>
-                <w:b/>
-                <w:sz w:val="24"/>
-                <w:szCs w:val="24"/>
-              </w:rPr>
-            </w:pPr>
-            <w:r>
-              <w:rPr>
-                <w:b/>
-                <w:sz w:val="24"/>
-                <w:szCs w:val="24"/>
-              </w:rPr>
-              <w:t>Abbreviation</w:t>
-            </w:r>
-          </w:p>
-        </w:tc>
-        <w:tc>
-          <w:tcPr>
-            <w:tcW w:w="6845" w:type="dxa"/>
-            <w:vAlign w:val="center"/>
-          </w:tcPr>
-          <w:p>
-            <w:pPr>
-              <w:pStyle w:val="TableParagraph"/>
-              <w:spacing w:line="266" w:lineRule="exact"/>
-              <w:ind w:left="1080"/>
-              <w:jc w:val="center"/>
-              <w:rPr>
-                <w:b/>
-                <w:sz w:val="24"/>
-              </w:rPr>
-            </w:pPr>
-            <w:r>
-              <w:rPr>
-                <w:b/>
-                <w:sz w:val="24"/>
-              </w:rPr>
-              <w:t xml:space="preserve">                    </w:t>
-            </w:r>
-            <w:r>
-              <w:rPr>
-                <w:b/>
-                <w:sz w:val="24"/>
-              </w:rPr>
-              <w:t>Full Description</w:t>
-            </w:r>
-          </w:p>
-        </w:tc>
-      </w:tr>
-      <w:tr>
-        <w:trPr>
-          <w:trHeight w:val="621"/>
-        </w:trPr>
-        <w:tc>
-          <w:tcPr>
-            <w:tcW w:w="2583" w:type="dxa"/>
-            <w:vAlign w:val="center"/>
-          </w:tcPr>
-          <w:p>
-            <w:pPr>
-              <w:pStyle w:val="TableParagraph"/>
-              <w:spacing w:before="170"/>
-              <w:ind w:left="50"/>
-              <w:rPr>
-                <w:sz w:val="24"/>
-                <w:szCs w:val="24"/>
-              </w:rPr>
-            </w:pPr>
-          </w:p>
-        </w:tc>
-        <w:tc>
-          <w:tcPr>
-            <w:tcW w:w="6845" w:type="dxa"/>
-            <w:vAlign w:val="center"/>
-          </w:tcPr>
-          <w:p>
-            <w:pPr>
-              <w:pStyle w:val="TableParagraph"/>
-              <w:spacing w:before="133"/>
-              <w:ind w:left="1089"/>
-              <w:rPr>
-                <w:sz w:val="28"/>
-              </w:rPr>
-            </w:pPr>
-          </w:p>
-        </w:tc>
-      </w:tr>
-      <w:tr>
-        <w:trPr>
-          <w:trHeight w:val="644"/>
-        </w:trPr>
-        <w:tc>
-          <w:tcPr>
-            <w:tcW w:w="2583" w:type="dxa"/>
-            <w:vAlign w:val="center"/>
-          </w:tcPr>
-          <w:p>
-            <w:pPr>
-              <w:pStyle w:val="TableParagraph"/>
-              <w:spacing w:before="192"/>
-              <w:ind w:left="50"/>
-              <w:rPr>
-                <w:sz w:val="24"/>
-              </w:rPr>
-            </w:pPr>
-          </w:p>
-        </w:tc>
-        <w:tc>
-          <w:tcPr>
-            <w:tcW w:w="6845" w:type="dxa"/>
-            <w:vAlign w:val="center"/>
-          </w:tcPr>
-          <w:p>
-            <w:pPr>
-              <w:pStyle w:val="TableParagraph"/>
-              <w:spacing w:before="155"/>
-              <w:ind w:left="1087"/>
-              <w:rPr>
-                <w:sz w:val="28"/>
-              </w:rPr>
-            </w:pPr>
-          </w:p>
-        </w:tc>
-      </w:tr>
-      <w:tr>
-        <w:trPr>
-          <w:trHeight w:val="644"/>
-        </w:trPr>
-        <w:tc>
-          <w:tcPr>
-            <w:tcW w:w="2583" w:type="dxa"/>
-            <w:vAlign w:val="center"/>
-          </w:tcPr>
-          <w:p>
-            <w:pPr>
-              <w:pStyle w:val="TableParagraph"/>
-              <w:spacing w:before="193"/>
-              <w:ind w:left="50"/>
-              <w:rPr>
-                <w:sz w:val="24"/>
-              </w:rPr>
-            </w:pPr>
-          </w:p>
-        </w:tc>
-        <w:tc>
-          <w:tcPr>
-            <w:tcW w:w="6845" w:type="dxa"/>
-            <w:vAlign w:val="center"/>
-          </w:tcPr>
-          <w:p>
-            <w:pPr>
-              <w:pStyle w:val="TableParagraph"/>
-              <w:spacing w:before="156"/>
-              <w:ind w:left="1094"/>
-              <w:rPr>
-                <w:sz w:val="28"/>
-              </w:rPr>
-            </w:pPr>
-          </w:p>
-        </w:tc>
-      </w:tr>
-      <w:tr>
-        <w:trPr>
-          <w:trHeight w:val="643"/>
-        </w:trPr>
-        <w:tc>
-          <w:tcPr>
-            <w:tcW w:w="2583" w:type="dxa"/>
-            <w:vAlign w:val="center"/>
-          </w:tcPr>
-          <w:p>
-            <w:pPr>
-              <w:pStyle w:val="TableParagraph"/>
-              <w:spacing w:before="192"/>
-              <w:ind w:left="50"/>
-              <w:rPr>
-                <w:sz w:val="24"/>
-              </w:rPr>
-            </w:pPr>
-          </w:p>
-        </w:tc>
-        <w:tc>
-          <w:tcPr>
-            <w:tcW w:w="6845" w:type="dxa"/>
-            <w:vAlign w:val="center"/>
-          </w:tcPr>
-          <w:p>
-            <w:pPr>
-              <w:pStyle w:val="TableParagraph"/>
-              <w:spacing w:before="155"/>
-              <w:ind w:left="1085"/>
-              <w:rPr>
-                <w:sz w:val="28"/>
-              </w:rPr>
-            </w:pPr>
-          </w:p>
-        </w:tc>
-      </w:tr>
-      <w:tr>
-        <w:trPr>
-          <w:trHeight w:val="644"/>
-        </w:trPr>
-        <w:tc>
-          <w:tcPr>
-            <w:tcW w:w="2583" w:type="dxa"/>
-            <w:vAlign w:val="center"/>
-          </w:tcPr>
-          <w:p>
-            <w:pPr>
-              <w:pStyle w:val="TableParagraph"/>
-              <w:spacing w:before="192"/>
-              <w:ind w:left="50"/>
-              <w:rPr>
-                <w:sz w:val="24"/>
-              </w:rPr>
-            </w:pPr>
-          </w:p>
-        </w:tc>
-        <w:tc>
-          <w:tcPr>
-            <w:tcW w:w="6845" w:type="dxa"/>
-            <w:vAlign w:val="center"/>
-          </w:tcPr>
-          <w:p>
-            <w:pPr>
-              <w:pStyle w:val="TableParagraph"/>
-              <w:spacing w:before="155"/>
-              <w:ind w:left="1097"/>
-              <w:rPr>
-                <w:sz w:val="28"/>
-              </w:rPr>
-            </w:pPr>
-          </w:p>
-        </w:tc>
-      </w:tr>
-      <w:tr>
-        <w:trPr>
-          <w:trHeight w:val="478"/>
-        </w:trPr>
-        <w:tc>
-          <w:tcPr>
-            <w:tcW w:w="2583" w:type="dxa"/>
-            <w:vAlign w:val="center"/>
-          </w:tcPr>
-          <w:p>
-            <w:pPr>
-              <w:pStyle w:val="TableParagraph"/>
-              <w:spacing w:before="193" w:line="265" w:lineRule="exact"/>
-              <w:ind w:left="50"/>
-              <w:rPr>
-                <w:sz w:val="24"/>
-              </w:rPr>
-            </w:pPr>
-          </w:p>
-        </w:tc>
-        <w:tc>
-          <w:tcPr>
-            <w:tcW w:w="6845" w:type="dxa"/>
-            <w:vAlign w:val="center"/>
-          </w:tcPr>
-          <w:p>
-            <w:pPr>
-              <w:pStyle w:val="TableParagraph"/>
-              <w:spacing w:before="156" w:line="302" w:lineRule="exact"/>
-              <w:ind w:left="1092"/>
-              <w:rPr>
-                <w:sz w:val="28"/>
-              </w:rPr>
-            </w:pPr>
-          </w:p>
-        </w:tc>
-      </w:tr>
-    </w:tbl>
-    <w:p>
-      <w:pPr>
-        <w:spacing w:before="211"/>
-        <w:ind w:right="1"/>
-        <w:jc w:val="center"/>
-        <w:rPr>
-          <w:rFonts w:ascii="Times New Roman" w:hAnsi="Times New Roman" w:cs="Times New Roman"/>
-          <w:b/>
-          <w:sz w:val="32"/>
-        </w:rPr>
-      </w:pPr>
-    </w:p>
-    <w:p>
-      <w:pPr>
-        <w:spacing w:before="211"/>
-        <w:ind w:right="1"/>
-        <w:jc w:val="center"/>
-        <w:rPr>
-          <w:rFonts w:ascii="Times New Roman" w:hAnsi="Times New Roman" w:cs="Times New Roman"/>
-          <w:b/>
-          <w:sz w:val="32"/>
-        </w:rPr>
-      </w:pPr>
-    </w:p>
-    <w:p>
-      <w:pPr>
-        <w:tabs>
-          <w:tab w:val="left" w:pos="821"/>
-          <w:tab w:val="right" w:leader="dot" w:pos="9440"/>
-        </w:tabs>
-        <w:spacing w:line="480" w:lineRule="auto"/>
-        <w:jc w:val="center"/>
-        <w:rPr>
-          <w:rFonts w:ascii="Times New Roman" w:hAnsi="Times New Roman" w:cs="Times New Roman"/>
-          <w:sz w:val="28"/>
-          <w:szCs w:val="28"/>
-        </w:rPr>
-      </w:pPr>
-    </w:p>
-    <w:p>
-      <w:pPr>
-        <w:pStyle w:val="BodyText"/>
-        <w:spacing w:before="9" w:line="360" w:lineRule="auto"/>
-        <w:jc w:val="both"/>
-      </w:pPr>
-    </w:p>
-    <w:p>
-      <w:pPr>
-        <w:pStyle w:val="BodyText"/>
-        <w:spacing w:before="9" w:line="360" w:lineRule="auto"/>
-        <w:jc w:val="both"/>
-      </w:pPr>
-    </w:p>
-    <w:p>
-      <w:pPr>
-        <w:pStyle w:val="BodyText"/>
-        <w:spacing w:before="9" w:line="360" w:lineRule="auto"/>
-        <w:jc w:val="both"/>
-      </w:pPr>
     </w:p>
     <w:p>
       <w:pPr>
@@ -8088,22 +6209,6 @@
           <w:tab w:val="right" w:leader="dot" w:pos="9440"/>
         </w:tabs>
         <w:spacing w:line="360" w:lineRule="auto"/>
-        <w:jc w:val="both"/>
-        <w:rPr>
-          <w:rFonts w:ascii="Times New Roman" w:eastAsia="Times New Roman" w:hAnsi="Times New Roman" w:cs="Times New Roman"/>
-          <w:sz w:val="24"/>
-          <w:szCs w:val="24"/>
-          <w:lang w:val="en-IN"/>
-        </w:rPr>
-      </w:pPr>
-    </w:p>
-    <w:p>
-      <w:pPr>
-        <w:tabs>
-          <w:tab w:val="left" w:pos="821"/>
-          <w:tab w:val="right" w:leader="dot" w:pos="9440"/>
-        </w:tabs>
-        <w:spacing w:line="360" w:lineRule="auto"/>
         <w:jc w:val="center"/>
         <w:rPr>
           <w:rFonts w:ascii="Times New Roman" w:eastAsia="Times New Roman" w:hAnsi="Times New Roman" w:cs="Times New Roman"/>
@@ -8123,6 +6228,7 @@
           <w:szCs w:val="28"/>
           <w:lang w:val="en-IN"/>
         </w:rPr>
+        <w:lastRenderedPageBreak/>
         <w:t>1.</w:t>
       </w:r>
       <w:r>
@@ -8402,8 +6508,7 @@
           <w:szCs w:val="24"/>
           <w:lang w:val="en-IN"/>
         </w:rPr>
-        <w:lastRenderedPageBreak/>
-        <w:t>The application is designed to be responsive, ensuring compatibility across different devices such as desktops, tablets, and smartphones. This makes the game accessible anytime and anywhere.</w:t>
+        <w:t>Overall, the project demonstrates how traditional games can be modernized using web technologies while maintaining their original essence.</w:t>
       </w:r>
     </w:p>
     <w:p>
@@ -8416,31 +6521,6 @@
         <w:jc w:val="both"/>
         <w:rPr>
           <w:rFonts w:ascii="Times New Roman" w:eastAsia="Times New Roman" w:hAnsi="Times New Roman" w:cs="Times New Roman"/>
-          <w:sz w:val="24"/>
-          <w:szCs w:val="24"/>
-          <w:lang w:val="en-IN"/>
-        </w:rPr>
-      </w:pPr>
-      <w:r>
-        <w:rPr>
-          <w:rFonts w:ascii="Times New Roman" w:eastAsia="Times New Roman" w:hAnsi="Times New Roman" w:cs="Times New Roman"/>
-          <w:sz w:val="24"/>
-          <w:szCs w:val="24"/>
-          <w:lang w:val="en-IN"/>
-        </w:rPr>
-        <w:t>Overall, the project demonstrates how traditional games can be modernized using web technologies while maintaining their original essence.</w:t>
-      </w:r>
-    </w:p>
-    <w:p>
-      <w:pPr>
-        <w:tabs>
-          <w:tab w:val="left" w:pos="821"/>
-          <w:tab w:val="right" w:leader="dot" w:pos="9440"/>
-        </w:tabs>
-        <w:spacing w:line="360" w:lineRule="auto"/>
-        <w:jc w:val="both"/>
-        <w:rPr>
-          <w:rFonts w:ascii="Times New Roman" w:eastAsia="Times New Roman" w:hAnsi="Times New Roman" w:cs="Times New Roman"/>
           <w:b/>
           <w:bCs/>
           <w:sz w:val="24"/>
@@ -8456,6 +6536,7 @@
           <w:sz w:val="24"/>
           <w:szCs w:val="24"/>
         </w:rPr>
+        <w:lastRenderedPageBreak/>
         <w:t>1.2 PROBLEM STATEMENT</w:t>
       </w:r>
     </w:p>
@@ -8728,7 +6809,6 @@
           <w:szCs w:val="24"/>
           <w:lang w:val="en-IN"/>
         </w:rPr>
-        <w:lastRenderedPageBreak/>
         <w:t xml:space="preserve">To implement core game functionalities such as dice rolling, player movement, and win detection using JavaScript </w:t>
       </w:r>
     </w:p>
@@ -8816,7 +6896,7 @@
           <w:szCs w:val="24"/>
           <w:lang w:val="en-IN"/>
         </w:rPr>
-        <w:t xml:space="preserve">To provide a simple and user-friendly platform for gameplay </w:t>
+        <w:t xml:space="preserve">To enhance understanding of frontend technologies and component-based development </w:t>
       </w:r>
     </w:p>
     <w:p>
@@ -8845,279 +6925,17 @@
           <w:szCs w:val="24"/>
           <w:lang w:val="en-IN"/>
         </w:rPr>
-        <w:t xml:space="preserve">To enhance understanding of frontend technologies and component-based development </w:t>
-      </w:r>
-    </w:p>
-    <w:p>
-      <w:pPr>
-        <w:numPr>
-          <w:ilvl w:val="0"/>
-          <w:numId w:val="47"/>
-        </w:numPr>
+        <w:t xml:space="preserve">To preserve and promote traditional games through digital transformation </w:t>
+      </w:r>
+    </w:p>
+    <w:p>
+      <w:pPr>
         <w:tabs>
           <w:tab w:val="left" w:pos="821"/>
           <w:tab w:val="right" w:leader="dot" w:pos="9440"/>
         </w:tabs>
         <w:spacing w:line="360" w:lineRule="auto"/>
-        <w:jc w:val="both"/>
-        <w:rPr>
-          <w:rFonts w:ascii="Times New Roman" w:eastAsia="Times New Roman" w:hAnsi="Times New Roman" w:cs="Times New Roman"/>
-          <w:sz w:val="24"/>
-          <w:szCs w:val="24"/>
-          <w:lang w:val="en-IN"/>
-        </w:rPr>
-      </w:pPr>
-      <w:r>
-        <w:rPr>
-          <w:rFonts w:ascii="Times New Roman" w:eastAsia="Times New Roman" w:hAnsi="Times New Roman" w:cs="Times New Roman"/>
-          <w:sz w:val="24"/>
-          <w:szCs w:val="24"/>
-          <w:lang w:val="en-IN"/>
-        </w:rPr>
-        <w:t xml:space="preserve">To preserve and promote traditional games through digital transformation </w:t>
-      </w:r>
-    </w:p>
-    <w:p>
-      <w:pPr>
-        <w:tabs>
-          <w:tab w:val="left" w:pos="821"/>
-          <w:tab w:val="right" w:leader="dot" w:pos="9440"/>
-        </w:tabs>
-        <w:spacing w:line="360" w:lineRule="auto"/>
-        <w:jc w:val="both"/>
-        <w:rPr>
-          <w:rFonts w:ascii="Times New Roman" w:eastAsia="Times New Roman" w:hAnsi="Times New Roman" w:cs="Times New Roman"/>
-          <w:sz w:val="24"/>
-          <w:szCs w:val="24"/>
-          <w:lang w:val="en-IN"/>
-        </w:rPr>
-      </w:pPr>
-      <w:r>
-        <w:rPr>
-          <w:rFonts w:ascii="Times New Roman" w:eastAsia="Times New Roman" w:hAnsi="Times New Roman" w:cs="Times New Roman"/>
-          <w:sz w:val="24"/>
-          <w:szCs w:val="24"/>
-          <w:lang w:val="en-IN"/>
-        </w:rPr>
-        <w:t xml:space="preserve"> </w:t>
-      </w:r>
-    </w:p>
-    <w:p>
-      <w:pPr>
-        <w:tabs>
-          <w:tab w:val="left" w:pos="821"/>
-          <w:tab w:val="right" w:leader="dot" w:pos="9440"/>
-        </w:tabs>
-        <w:spacing w:line="360" w:lineRule="auto"/>
-        <w:jc w:val="both"/>
-        <w:rPr>
-          <w:rFonts w:ascii="Times New Roman" w:eastAsia="Times New Roman" w:hAnsi="Times New Roman" w:cs="Times New Roman"/>
-          <w:sz w:val="24"/>
-          <w:szCs w:val="24"/>
-          <w:lang w:val="en-IN"/>
-        </w:rPr>
-      </w:pPr>
-    </w:p>
-    <w:p>
-      <w:pPr>
-        <w:tabs>
-          <w:tab w:val="left" w:pos="821"/>
-          <w:tab w:val="right" w:leader="dot" w:pos="9440"/>
-        </w:tabs>
-        <w:spacing w:line="360" w:lineRule="auto"/>
-        <w:jc w:val="both"/>
-        <w:rPr>
-          <w:rFonts w:ascii="Times New Roman" w:eastAsia="Times New Roman" w:hAnsi="Times New Roman" w:cs="Times New Roman"/>
-          <w:sz w:val="24"/>
-          <w:szCs w:val="24"/>
-          <w:lang w:val="en-IN"/>
-        </w:rPr>
-      </w:pPr>
-    </w:p>
-    <w:p>
-      <w:pPr>
-        <w:tabs>
-          <w:tab w:val="left" w:pos="821"/>
-          <w:tab w:val="right" w:leader="dot" w:pos="9440"/>
-        </w:tabs>
-        <w:spacing w:line="360" w:lineRule="auto"/>
-        <w:jc w:val="both"/>
-        <w:rPr>
-          <w:rFonts w:ascii="Times New Roman" w:eastAsia="Times New Roman" w:hAnsi="Times New Roman" w:cs="Times New Roman"/>
-          <w:sz w:val="24"/>
-          <w:szCs w:val="24"/>
-          <w:lang w:val="en-IN"/>
-        </w:rPr>
-      </w:pPr>
-    </w:p>
-    <w:p>
-      <w:pPr>
-        <w:tabs>
-          <w:tab w:val="left" w:pos="821"/>
-          <w:tab w:val="right" w:leader="dot" w:pos="9440"/>
-        </w:tabs>
-        <w:spacing w:line="360" w:lineRule="auto"/>
-        <w:jc w:val="both"/>
-        <w:rPr>
-          <w:rFonts w:ascii="Times New Roman" w:eastAsia="Times New Roman" w:hAnsi="Times New Roman" w:cs="Times New Roman"/>
-          <w:sz w:val="24"/>
-          <w:szCs w:val="24"/>
-          <w:lang w:val="en-IN"/>
-        </w:rPr>
-      </w:pPr>
-    </w:p>
-    <w:p>
-      <w:pPr>
-        <w:tabs>
-          <w:tab w:val="left" w:pos="821"/>
-          <w:tab w:val="right" w:leader="dot" w:pos="9440"/>
-        </w:tabs>
-        <w:spacing w:line="360" w:lineRule="auto"/>
-        <w:jc w:val="both"/>
-        <w:rPr>
-          <w:rFonts w:ascii="Times New Roman" w:eastAsia="Times New Roman" w:hAnsi="Times New Roman" w:cs="Times New Roman"/>
-          <w:sz w:val="24"/>
-          <w:szCs w:val="24"/>
-          <w:lang w:val="en-IN"/>
-        </w:rPr>
-      </w:pPr>
-    </w:p>
-    <w:p>
-      <w:pPr>
-        <w:tabs>
-          <w:tab w:val="left" w:pos="821"/>
-          <w:tab w:val="right" w:leader="dot" w:pos="9440"/>
-        </w:tabs>
-        <w:spacing w:line="360" w:lineRule="auto"/>
-        <w:jc w:val="both"/>
-        <w:rPr>
-          <w:rFonts w:ascii="Times New Roman" w:eastAsia="Times New Roman" w:hAnsi="Times New Roman" w:cs="Times New Roman"/>
-          <w:sz w:val="24"/>
-          <w:szCs w:val="24"/>
-          <w:lang w:val="en-IN"/>
-        </w:rPr>
-      </w:pPr>
-    </w:p>
-    <w:p>
-      <w:pPr>
-        <w:tabs>
-          <w:tab w:val="left" w:pos="821"/>
-          <w:tab w:val="right" w:leader="dot" w:pos="9440"/>
-        </w:tabs>
-        <w:spacing w:line="360" w:lineRule="auto"/>
-        <w:jc w:val="both"/>
-        <w:rPr>
-          <w:rFonts w:ascii="Times New Roman" w:eastAsia="Times New Roman" w:hAnsi="Times New Roman" w:cs="Times New Roman"/>
-          <w:sz w:val="24"/>
-          <w:szCs w:val="24"/>
-          <w:lang w:val="en-IN"/>
-        </w:rPr>
-      </w:pPr>
-    </w:p>
-    <w:p>
-      <w:pPr>
-        <w:tabs>
-          <w:tab w:val="left" w:pos="821"/>
-          <w:tab w:val="right" w:leader="dot" w:pos="9440"/>
-        </w:tabs>
-        <w:spacing w:line="360" w:lineRule="auto"/>
-        <w:jc w:val="both"/>
-        <w:rPr>
-          <w:rFonts w:ascii="Times New Roman" w:eastAsia="Times New Roman" w:hAnsi="Times New Roman" w:cs="Times New Roman"/>
-          <w:sz w:val="24"/>
-          <w:szCs w:val="24"/>
-          <w:lang w:val="en-IN"/>
-        </w:rPr>
-      </w:pPr>
-    </w:p>
-    <w:p>
-      <w:pPr>
-        <w:tabs>
-          <w:tab w:val="left" w:pos="821"/>
-          <w:tab w:val="right" w:leader="dot" w:pos="9440"/>
-        </w:tabs>
-        <w:spacing w:line="360" w:lineRule="auto"/>
-        <w:jc w:val="both"/>
-        <w:rPr>
-          <w:rFonts w:ascii="Times New Roman" w:eastAsia="Times New Roman" w:hAnsi="Times New Roman" w:cs="Times New Roman"/>
-          <w:sz w:val="24"/>
-          <w:szCs w:val="24"/>
-          <w:lang w:val="en-IN"/>
-        </w:rPr>
-      </w:pPr>
-    </w:p>
-    <w:p>
-      <w:pPr>
-        <w:tabs>
-          <w:tab w:val="left" w:pos="821"/>
-          <w:tab w:val="right" w:leader="dot" w:pos="9440"/>
-        </w:tabs>
-        <w:spacing w:line="360" w:lineRule="auto"/>
-        <w:jc w:val="both"/>
-        <w:rPr>
-          <w:rFonts w:ascii="Times New Roman" w:eastAsia="Times New Roman" w:hAnsi="Times New Roman" w:cs="Times New Roman"/>
-          <w:sz w:val="24"/>
-          <w:szCs w:val="24"/>
-          <w:lang w:val="en-IN"/>
-        </w:rPr>
-      </w:pPr>
-    </w:p>
-    <w:p>
-      <w:pPr>
-        <w:tabs>
-          <w:tab w:val="left" w:pos="821"/>
-          <w:tab w:val="right" w:leader="dot" w:pos="9440"/>
-        </w:tabs>
-        <w:spacing w:line="360" w:lineRule="auto"/>
-        <w:jc w:val="both"/>
-        <w:rPr>
-          <w:rFonts w:ascii="Times New Roman" w:eastAsia="Times New Roman" w:hAnsi="Times New Roman" w:cs="Times New Roman"/>
-          <w:sz w:val="24"/>
-          <w:szCs w:val="24"/>
-          <w:lang w:val="en-IN"/>
-        </w:rPr>
-      </w:pPr>
-    </w:p>
-    <w:p>
-      <w:pPr>
-        <w:tabs>
-          <w:tab w:val="left" w:pos="821"/>
-          <w:tab w:val="right" w:leader="dot" w:pos="9440"/>
-        </w:tabs>
-        <w:spacing w:line="360" w:lineRule="auto"/>
-        <w:jc w:val="both"/>
-        <w:rPr>
-          <w:rFonts w:ascii="Times New Roman" w:eastAsia="Times New Roman" w:hAnsi="Times New Roman" w:cs="Times New Roman"/>
-          <w:sz w:val="24"/>
-          <w:szCs w:val="24"/>
-          <w:lang w:val="en-IN"/>
-        </w:rPr>
-      </w:pPr>
-    </w:p>
-    <w:p>
-      <w:pPr>
-        <w:tabs>
-          <w:tab w:val="left" w:pos="821"/>
-          <w:tab w:val="right" w:leader="dot" w:pos="9440"/>
-        </w:tabs>
-        <w:spacing w:line="360" w:lineRule="auto"/>
-        <w:jc w:val="both"/>
-        <w:rPr>
-          <w:rFonts w:ascii="Times New Roman" w:eastAsia="Times New Roman" w:hAnsi="Times New Roman" w:cs="Times New Roman"/>
-          <w:sz w:val="24"/>
-          <w:szCs w:val="24"/>
-          <w:lang w:val="en-IN"/>
-        </w:rPr>
-      </w:pPr>
-    </w:p>
-    <w:p>
-      <w:pPr>
-        <w:tabs>
-          <w:tab w:val="left" w:pos="821"/>
-          <w:tab w:val="right" w:leader="dot" w:pos="9440"/>
-        </w:tabs>
-        <w:spacing w:line="360" w:lineRule="auto"/>
-        <w:jc w:val="both"/>
+        <w:jc w:val="center"/>
         <w:rPr>
           <w:rFonts w:ascii="Times New Roman" w:eastAsia="Times New Roman" w:hAnsi="Times New Roman" w:cs="Times New Roman"/>
           <w:b/>
@@ -9129,23 +6947,14 @@
       <w:r>
         <w:rPr>
           <w:rFonts w:ascii="Times New Roman" w:eastAsia="Times New Roman" w:hAnsi="Times New Roman" w:cs="Times New Roman"/>
-          <w:sz w:val="24"/>
-          <w:szCs w:val="24"/>
-          <w:lang w:val="en-IN"/>
-        </w:rPr>
-        <w:lastRenderedPageBreak/>
-        <w:tab/>
-      </w:r>
-      <w:r>
-        <w:rPr>
-          <w:rFonts w:ascii="Times New Roman" w:eastAsia="Times New Roman" w:hAnsi="Times New Roman" w:cs="Times New Roman"/>
           <w:b/>
           <w:bCs/>
           <w:sz w:val="28"/>
           <w:szCs w:val="28"/>
           <w:lang w:val="en-IN"/>
         </w:rPr>
-        <w:t xml:space="preserve">                   2.</w:t>
+        <w:lastRenderedPageBreak/>
+        <w:t>2.</w:t>
       </w:r>
       <w:r>
         <w:rPr>
@@ -10529,6 +8338,7 @@
           <w:rFonts w:ascii="Times New Roman" w:eastAsia="Times New Roman" w:hAnsi="Times New Roman" w:cs="Times New Roman"/>
           <w:b/>
           <w:bCs/>
+          <w:noProof/>
           <w:sz w:val="24"/>
           <w:szCs w:val="24"/>
           <w:lang w:val="en-IN"/>
@@ -10749,13 +8559,20 @@
           <w:tab w:val="right" w:leader="dot" w:pos="9440"/>
         </w:tabs>
         <w:spacing w:line="360" w:lineRule="auto"/>
-        <w:jc w:val="both"/>
-        <w:rPr>
-          <w:rFonts w:ascii="Times New Roman" w:eastAsia="Times New Roman" w:hAnsi="Times New Roman" w:cs="Times New Roman"/>
-          <w:sz w:val="24"/>
-          <w:szCs w:val="24"/>
-          <w:lang w:val="en-IN"/>
-        </w:rPr>
+        <w:rPr>
+          <w:rFonts w:ascii="Times New Roman" w:eastAsia="Times New Roman" w:hAnsi="Times New Roman" w:cs="Times New Roman"/>
+          <w:sz w:val="24"/>
+          <w:szCs w:val="24"/>
+        </w:rPr>
+        <w:sectPr>
+          <w:headerReference w:type="default" r:id="rId13"/>
+          <w:footerReference w:type="default" r:id="rId14"/>
+          <w:pgSz w:w="12240" w:h="15840"/>
+          <w:pgMar w:top="1440" w:right="1440" w:bottom="1440" w:left="1440" w:header="720" w:footer="720" w:gutter="0"/>
+          <w:pgNumType w:start="1"/>
+          <w:cols w:space="720"/>
+          <w:docGrid w:linePitch="360"/>
+        </w:sectPr>
       </w:pPr>
     </w:p>
     <w:p>
@@ -10764,16 +8581,70 @@
           <w:tab w:val="left" w:pos="821"/>
           <w:tab w:val="right" w:leader="dot" w:pos="9440"/>
         </w:tabs>
+        <w:spacing w:after="0" w:line="360" w:lineRule="auto"/>
+        <w:jc w:val="center"/>
+        <w:rPr>
+          <w:rFonts w:ascii="Times New Roman" w:hAnsi="Times New Roman" w:cs="Times New Roman"/>
+          <w:b/>
+          <w:sz w:val="28"/>
+          <w:szCs w:val="28"/>
+        </w:rPr>
+      </w:pPr>
+      <w:r>
+        <w:rPr>
+          <w:rFonts w:ascii="Times New Roman" w:hAnsi="Times New Roman" w:cs="Times New Roman"/>
+          <w:b/>
+          <w:sz w:val="28"/>
+          <w:szCs w:val="28"/>
+        </w:rPr>
+        <w:lastRenderedPageBreak/>
+        <w:t>3.IMPLEMENTATION/ METHODOLOGY / PROPOSED APPROACH</w:t>
+      </w:r>
+    </w:p>
+    <w:p>
+      <w:pPr>
+        <w:tabs>
+          <w:tab w:val="left" w:pos="821"/>
+          <w:tab w:val="right" w:leader="dot" w:pos="9440"/>
+        </w:tabs>
         <w:spacing w:line="360" w:lineRule="auto"/>
         <w:jc w:val="both"/>
         <w:rPr>
           <w:rFonts w:ascii="Times New Roman" w:eastAsia="Times New Roman" w:hAnsi="Times New Roman" w:cs="Times New Roman"/>
-          <w:b/>
-          <w:bCs/>
-          <w:sz w:val="28"/>
-          <w:szCs w:val="28"/>
-        </w:rPr>
-      </w:pPr>
+          <w:sz w:val="24"/>
+          <w:szCs w:val="24"/>
+          <w:lang w:val="en-IN"/>
+        </w:rPr>
+      </w:pPr>
+      <w:r>
+        <w:rPr>
+          <w:rFonts w:ascii="Times New Roman" w:eastAsia="Times New Roman" w:hAnsi="Times New Roman" w:cs="Times New Roman"/>
+          <w:sz w:val="24"/>
+          <w:szCs w:val="24"/>
+          <w:lang w:val="en-IN"/>
+        </w:rPr>
+        <w:t xml:space="preserve">The implementation of the </w:t>
+      </w:r>
+      <w:proofErr w:type="spellStart"/>
+      <w:r>
+        <w:rPr>
+          <w:rFonts w:ascii="Times New Roman" w:eastAsia="Times New Roman" w:hAnsi="Times New Roman" w:cs="Times New Roman"/>
+          <w:sz w:val="24"/>
+          <w:szCs w:val="24"/>
+          <w:lang w:val="en-IN"/>
+        </w:rPr>
+        <w:t>Chowka</w:t>
+      </w:r>
+      <w:proofErr w:type="spellEnd"/>
+      <w:r>
+        <w:rPr>
+          <w:rFonts w:ascii="Times New Roman" w:eastAsia="Times New Roman" w:hAnsi="Times New Roman" w:cs="Times New Roman"/>
+          <w:sz w:val="24"/>
+          <w:szCs w:val="24"/>
+          <w:lang w:val="en-IN"/>
+        </w:rPr>
+        <w:t>-Bara 4×4 game is carried out using a frontend-based approach with modern web technologies such as React and JavaScript. The system is designed following a component-based architecture, where the entire application is divided into smaller, reusable modules. Each module is responsible for a specific functionality, such as rendering the game board, handling player movements, managing dice rolls, and updating the game state. This modular design improves code readability, reusability, and maintainability.</w:t>
+      </w:r>
     </w:p>
     <w:p>
       <w:pPr>
@@ -10785,13 +8656,20 @@
         <w:jc w:val="both"/>
         <w:rPr>
           <w:rFonts w:ascii="Times New Roman" w:eastAsia="Times New Roman" w:hAnsi="Times New Roman" w:cs="Times New Roman"/>
-          <w:b/>
-          <w:bCs/>
-          <w:sz w:val="28"/>
-          <w:szCs w:val="28"/>
-          <w:lang w:val="en-IN"/>
-        </w:rPr>
-      </w:pPr>
+          <w:sz w:val="24"/>
+          <w:szCs w:val="24"/>
+          <w:lang w:val="en-IN"/>
+        </w:rPr>
+      </w:pPr>
+      <w:r>
+        <w:rPr>
+          <w:rFonts w:ascii="Times New Roman" w:eastAsia="Times New Roman" w:hAnsi="Times New Roman" w:cs="Times New Roman"/>
+          <w:sz w:val="24"/>
+          <w:szCs w:val="24"/>
+          <w:lang w:val="en-IN"/>
+        </w:rPr>
+        <w:t>The proposed approach focuses on building a simple, interactive, and user-friendly system that replicates the traditional gameplay in a digital format. React is used to create dynamic and responsive user interfaces, allowing real-time updates without reloading the page. JavaScript is used to implement the core game logic, including random dice generation, player movement rules, turn management, and win condition checking. CSS is used to design the layout of the game board and enhance the visual appearance of the application.</w:t>
+      </w:r>
     </w:p>
     <w:p>
       <w:pPr>
@@ -10808,6 +8686,35 @@
           <w:lang w:val="en-IN"/>
         </w:rPr>
       </w:pPr>
+      <w:r>
+        <w:rPr>
+          <w:rFonts w:ascii="Times New Roman" w:eastAsia="Times New Roman" w:hAnsi="Times New Roman" w:cs="Times New Roman"/>
+          <w:sz w:val="24"/>
+          <w:szCs w:val="24"/>
+          <w:lang w:val="en-IN"/>
+        </w:rPr>
+        <w:t xml:space="preserve">State management plays a crucial role in the implementation of this system. </w:t>
+      </w:r>
+      <w:proofErr w:type="spellStart"/>
+      <w:r>
+        <w:rPr>
+          <w:rFonts w:ascii="Times New Roman" w:eastAsia="Times New Roman" w:hAnsi="Times New Roman" w:cs="Times New Roman"/>
+          <w:sz w:val="24"/>
+          <w:szCs w:val="24"/>
+          <w:lang w:val="en-IN"/>
+        </w:rPr>
+        <w:t>React’s</w:t>
+      </w:r>
+      <w:proofErr w:type="spellEnd"/>
+      <w:r>
+        <w:rPr>
+          <w:rFonts w:ascii="Times New Roman" w:eastAsia="Times New Roman" w:hAnsi="Times New Roman" w:cs="Times New Roman"/>
+          <w:sz w:val="24"/>
+          <w:szCs w:val="24"/>
+          <w:lang w:val="en-IN"/>
+        </w:rPr>
+        <w:t xml:space="preserve"> state and hooks are used to store and update important game data such as player positions, current turn, dice values, and game status. Whenever a user performs an action, such as clicking the dice button, the state is updated accordingly, and the UI reflects these changes instantly. This ensures smooth gameplay and better user experience.</w:t>
+      </w:r>
     </w:p>
     <w:p>
       <w:pPr>
@@ -10816,12 +8723,23 @@
           <w:tab w:val="right" w:leader="dot" w:pos="9440"/>
         </w:tabs>
         <w:spacing w:line="360" w:lineRule="auto"/>
-        <w:rPr>
-          <w:rFonts w:ascii="Times New Roman" w:eastAsia="Times New Roman" w:hAnsi="Times New Roman" w:cs="Times New Roman"/>
-          <w:sz w:val="24"/>
-          <w:szCs w:val="24"/>
-        </w:rPr>
-      </w:pPr>
+        <w:jc w:val="both"/>
+        <w:rPr>
+          <w:rFonts w:ascii="Times New Roman" w:eastAsia="Times New Roman" w:hAnsi="Times New Roman" w:cs="Times New Roman"/>
+          <w:sz w:val="24"/>
+          <w:szCs w:val="24"/>
+          <w:lang w:val="en-IN"/>
+        </w:rPr>
+      </w:pPr>
+      <w:r>
+        <w:rPr>
+          <w:rFonts w:ascii="Times New Roman" w:eastAsia="Times New Roman" w:hAnsi="Times New Roman" w:cs="Times New Roman"/>
+          <w:sz w:val="24"/>
+          <w:szCs w:val="24"/>
+          <w:lang w:val="en-IN"/>
+        </w:rPr>
+        <w:t>The application follows a structured step-by-step workflow. Initially, the game is initialized with default values, including player positions and game settings. When the user interacts with the system, such as rolling the dice, the input is processed by the application logic. Based on the generated dice value, the player’s position is updated according to the game rules. The system then checks for valid moves and determines whether the player has reached the winning condition.</w:t>
+      </w:r>
     </w:p>
     <w:p>
       <w:pPr>
@@ -10830,12 +8748,43 @@
           <w:tab w:val="right" w:leader="dot" w:pos="9440"/>
         </w:tabs>
         <w:spacing w:line="360" w:lineRule="auto"/>
-        <w:rPr>
-          <w:rFonts w:ascii="Times New Roman" w:eastAsia="Times New Roman" w:hAnsi="Times New Roman" w:cs="Times New Roman"/>
-          <w:sz w:val="24"/>
-          <w:szCs w:val="24"/>
-        </w:rPr>
-      </w:pPr>
+        <w:jc w:val="both"/>
+        <w:rPr>
+          <w:rFonts w:ascii="Times New Roman" w:eastAsia="Times New Roman" w:hAnsi="Times New Roman" w:cs="Times New Roman"/>
+          <w:sz w:val="24"/>
+          <w:szCs w:val="24"/>
+          <w:lang w:val="en-IN"/>
+        </w:rPr>
+      </w:pPr>
+      <w:r>
+        <w:rPr>
+          <w:rFonts w:ascii="Times New Roman" w:eastAsia="Times New Roman" w:hAnsi="Times New Roman" w:cs="Times New Roman"/>
+          <w:sz w:val="24"/>
+          <w:szCs w:val="24"/>
+          <w:lang w:val="en-IN"/>
+        </w:rPr>
+        <w:t xml:space="preserve">If no player has won, the turn is passed to the next player, and the process continues. All updates are reflected in the user interface in real time using </w:t>
+      </w:r>
+      <w:proofErr w:type="spellStart"/>
+      <w:r>
+        <w:rPr>
+          <w:rFonts w:ascii="Times New Roman" w:eastAsia="Times New Roman" w:hAnsi="Times New Roman" w:cs="Times New Roman"/>
+          <w:sz w:val="24"/>
+          <w:szCs w:val="24"/>
+          <w:lang w:val="en-IN"/>
+        </w:rPr>
+        <w:t>React’s</w:t>
+      </w:r>
+      <w:proofErr w:type="spellEnd"/>
+      <w:r>
+        <w:rPr>
+          <w:rFonts w:ascii="Times New Roman" w:eastAsia="Times New Roman" w:hAnsi="Times New Roman" w:cs="Times New Roman"/>
+          <w:sz w:val="24"/>
+          <w:szCs w:val="24"/>
+          <w:lang w:val="en-IN"/>
+        </w:rPr>
+        <w:t xml:space="preserve"> rendering mechanism. The game continues until a player satisfies the winning condition, after which the result is displayed.</w:t>
+      </w:r>
     </w:p>
     <w:p>
       <w:pPr>
@@ -10844,12 +8793,43 @@
           <w:tab w:val="right" w:leader="dot" w:pos="9440"/>
         </w:tabs>
         <w:spacing w:line="360" w:lineRule="auto"/>
-        <w:rPr>
-          <w:rFonts w:ascii="Times New Roman" w:eastAsia="Times New Roman" w:hAnsi="Times New Roman" w:cs="Times New Roman"/>
-          <w:sz w:val="24"/>
-          <w:szCs w:val="24"/>
-        </w:rPr>
-      </w:pPr>
+        <w:jc w:val="both"/>
+        <w:rPr>
+          <w:rFonts w:ascii="Times New Roman" w:eastAsia="Times New Roman" w:hAnsi="Times New Roman" w:cs="Times New Roman"/>
+          <w:sz w:val="24"/>
+          <w:szCs w:val="24"/>
+          <w:lang w:val="en-IN"/>
+        </w:rPr>
+      </w:pPr>
+      <w:r>
+        <w:rPr>
+          <w:rFonts w:ascii="Times New Roman" w:eastAsia="Times New Roman" w:hAnsi="Times New Roman" w:cs="Times New Roman"/>
+          <w:sz w:val="24"/>
+          <w:szCs w:val="24"/>
+          <w:lang w:val="en-IN"/>
+        </w:rPr>
+        <w:t xml:space="preserve">Overall, this implementation ensures efficient performance, smooth interaction, and an engaging user experience while preserving the core essence of the traditional </w:t>
+      </w:r>
+      <w:proofErr w:type="spellStart"/>
+      <w:r>
+        <w:rPr>
+          <w:rFonts w:ascii="Times New Roman" w:eastAsia="Times New Roman" w:hAnsi="Times New Roman" w:cs="Times New Roman"/>
+          <w:sz w:val="24"/>
+          <w:szCs w:val="24"/>
+          <w:lang w:val="en-IN"/>
+        </w:rPr>
+        <w:t>Chowka</w:t>
+      </w:r>
+      <w:proofErr w:type="spellEnd"/>
+      <w:r>
+        <w:rPr>
+          <w:rFonts w:ascii="Times New Roman" w:eastAsia="Times New Roman" w:hAnsi="Times New Roman" w:cs="Times New Roman"/>
+          <w:sz w:val="24"/>
+          <w:szCs w:val="24"/>
+          <w:lang w:val="en-IN"/>
+        </w:rPr>
+        <w:t>-Bara game in a modern digital format.</w:t>
+      </w:r>
     </w:p>
     <w:p>
       <w:pPr>
@@ -10858,426 +8838,26 @@
           <w:tab w:val="right" w:leader="dot" w:pos="9440"/>
         </w:tabs>
         <w:spacing w:line="360" w:lineRule="auto"/>
-        <w:rPr>
-          <w:rFonts w:ascii="Times New Roman" w:eastAsia="Times New Roman" w:hAnsi="Times New Roman" w:cs="Times New Roman"/>
-          <w:sz w:val="24"/>
-          <w:szCs w:val="24"/>
-        </w:rPr>
-      </w:pPr>
-    </w:p>
-    <w:p>
-      <w:pPr>
-        <w:tabs>
-          <w:tab w:val="left" w:pos="821"/>
-          <w:tab w:val="right" w:leader="dot" w:pos="9440"/>
-        </w:tabs>
-        <w:spacing w:line="360" w:lineRule="auto"/>
-        <w:rPr>
-          <w:rFonts w:ascii="Times New Roman" w:eastAsia="Times New Roman" w:hAnsi="Times New Roman" w:cs="Times New Roman"/>
-          <w:sz w:val="24"/>
-          <w:szCs w:val="24"/>
-        </w:rPr>
-      </w:pPr>
-    </w:p>
-    <w:p>
-      <w:pPr>
-        <w:tabs>
-          <w:tab w:val="left" w:pos="821"/>
-          <w:tab w:val="right" w:leader="dot" w:pos="9440"/>
-        </w:tabs>
-        <w:spacing w:line="360" w:lineRule="auto"/>
-        <w:rPr>
-          <w:rFonts w:ascii="Times New Roman" w:eastAsia="Times New Roman" w:hAnsi="Times New Roman" w:cs="Times New Roman"/>
-          <w:sz w:val="24"/>
-          <w:szCs w:val="24"/>
-        </w:rPr>
-      </w:pPr>
-    </w:p>
-    <w:p>
-      <w:pPr>
-        <w:tabs>
-          <w:tab w:val="left" w:pos="821"/>
-          <w:tab w:val="right" w:leader="dot" w:pos="9440"/>
-        </w:tabs>
-        <w:spacing w:line="360" w:lineRule="auto"/>
-        <w:rPr>
-          <w:rFonts w:ascii="Times New Roman" w:eastAsia="Times New Roman" w:hAnsi="Times New Roman" w:cs="Times New Roman"/>
-          <w:sz w:val="24"/>
-          <w:szCs w:val="24"/>
-        </w:rPr>
-      </w:pPr>
-    </w:p>
-    <w:p>
-      <w:pPr>
-        <w:tabs>
-          <w:tab w:val="left" w:pos="821"/>
-          <w:tab w:val="right" w:leader="dot" w:pos="9440"/>
-        </w:tabs>
-        <w:spacing w:line="360" w:lineRule="auto"/>
-        <w:rPr>
-          <w:rFonts w:ascii="Times New Roman" w:eastAsia="Times New Roman" w:hAnsi="Times New Roman" w:cs="Times New Roman"/>
-          <w:sz w:val="24"/>
-          <w:szCs w:val="24"/>
-        </w:rPr>
-      </w:pPr>
-    </w:p>
-    <w:p>
-      <w:pPr>
-        <w:tabs>
-          <w:tab w:val="left" w:pos="821"/>
-          <w:tab w:val="right" w:leader="dot" w:pos="9440"/>
-        </w:tabs>
-        <w:spacing w:line="360" w:lineRule="auto"/>
-        <w:rPr>
-          <w:rFonts w:ascii="Times New Roman" w:eastAsia="Times New Roman" w:hAnsi="Times New Roman" w:cs="Times New Roman"/>
-          <w:sz w:val="24"/>
-          <w:szCs w:val="24"/>
-        </w:rPr>
-      </w:pPr>
-    </w:p>
-    <w:p>
-      <w:pPr>
-        <w:tabs>
-          <w:tab w:val="left" w:pos="821"/>
-          <w:tab w:val="right" w:leader="dot" w:pos="9440"/>
-        </w:tabs>
-        <w:spacing w:line="360" w:lineRule="auto"/>
-        <w:rPr>
-          <w:rFonts w:ascii="Times New Roman" w:eastAsia="Times New Roman" w:hAnsi="Times New Roman" w:cs="Times New Roman"/>
-          <w:sz w:val="24"/>
-          <w:szCs w:val="24"/>
-        </w:rPr>
-      </w:pPr>
-    </w:p>
-    <w:p>
-      <w:pPr>
-        <w:tabs>
-          <w:tab w:val="left" w:pos="821"/>
-          <w:tab w:val="right" w:leader="dot" w:pos="9440"/>
-        </w:tabs>
-        <w:spacing w:line="360" w:lineRule="auto"/>
-        <w:rPr>
-          <w:rFonts w:ascii="Times New Roman" w:eastAsia="Times New Roman" w:hAnsi="Times New Roman" w:cs="Times New Roman"/>
-          <w:sz w:val="24"/>
-          <w:szCs w:val="24"/>
-        </w:rPr>
-      </w:pPr>
-    </w:p>
-    <w:p>
-      <w:pPr>
-        <w:tabs>
-          <w:tab w:val="left" w:pos="821"/>
-          <w:tab w:val="right" w:leader="dot" w:pos="9440"/>
-        </w:tabs>
-        <w:spacing w:line="360" w:lineRule="auto"/>
-        <w:rPr>
-          <w:rFonts w:ascii="Times New Roman" w:eastAsia="Times New Roman" w:hAnsi="Times New Roman" w:cs="Times New Roman"/>
-          <w:sz w:val="24"/>
-          <w:szCs w:val="24"/>
-        </w:rPr>
-      </w:pPr>
-    </w:p>
-    <w:p>
-      <w:pPr>
-        <w:tabs>
-          <w:tab w:val="left" w:pos="821"/>
-          <w:tab w:val="right" w:leader="dot" w:pos="9440"/>
-        </w:tabs>
-        <w:spacing w:after="0" w:line="360" w:lineRule="auto"/>
-        <w:jc w:val="center"/>
-        <w:rPr>
-          <w:rFonts w:ascii="Times New Roman" w:hAnsi="Times New Roman" w:cs="Times New Roman"/>
-          <w:b/>
-          <w:sz w:val="28"/>
-          <w:szCs w:val="28"/>
-        </w:rPr>
-      </w:pPr>
-      <w:r>
-        <w:rPr>
-          <w:rFonts w:ascii="Times New Roman" w:hAnsi="Times New Roman" w:cs="Times New Roman"/>
-          <w:b/>
-          <w:sz w:val="28"/>
-          <w:szCs w:val="28"/>
+        <w:jc w:val="both"/>
+        <w:rPr>
+          <w:rFonts w:ascii="Times New Roman" w:eastAsia="Times New Roman" w:hAnsi="Times New Roman" w:cs="Times New Roman"/>
+          <w:b/>
+          <w:bCs/>
+          <w:sz w:val="24"/>
+          <w:szCs w:val="24"/>
+          <w:lang w:val="en-IN"/>
+        </w:rPr>
+      </w:pPr>
+      <w:r>
+        <w:rPr>
+          <w:rFonts w:ascii="Times New Roman" w:eastAsia="Times New Roman" w:hAnsi="Times New Roman" w:cs="Times New Roman"/>
+          <w:b/>
+          <w:bCs/>
+          <w:sz w:val="24"/>
+          <w:szCs w:val="24"/>
+          <w:lang w:val="en-IN"/>
         </w:rPr>
         <w:lastRenderedPageBreak/>
-        <w:t>3.</w:t>
-      </w:r>
-      <w:r>
-        <w:rPr>
-          <w:rFonts w:ascii="Times New Roman" w:hAnsi="Times New Roman" w:cs="Times New Roman"/>
-          <w:b/>
-          <w:sz w:val="28"/>
-          <w:szCs w:val="28"/>
-        </w:rPr>
-        <w:t>IMPLEMENTATION/ METHODOLOGY / PROPOSED APPROAC</w:t>
-      </w:r>
-      <w:r>
-        <w:rPr>
-          <w:rFonts w:ascii="Times New Roman" w:hAnsi="Times New Roman" w:cs="Times New Roman"/>
-          <w:b/>
-          <w:sz w:val="28"/>
-          <w:szCs w:val="28"/>
-        </w:rPr>
-        <w:t>H</w:t>
-      </w:r>
-    </w:p>
-    <w:p>
-      <w:pPr>
-        <w:tabs>
-          <w:tab w:val="left" w:pos="821"/>
-          <w:tab w:val="right" w:leader="dot" w:pos="9440"/>
-        </w:tabs>
-        <w:spacing w:line="360" w:lineRule="auto"/>
-        <w:jc w:val="both"/>
-        <w:rPr>
-          <w:rFonts w:ascii="Times New Roman" w:eastAsia="Times New Roman" w:hAnsi="Times New Roman" w:cs="Times New Roman"/>
-          <w:sz w:val="24"/>
-          <w:szCs w:val="24"/>
-          <w:lang w:val="en-IN"/>
-        </w:rPr>
-      </w:pPr>
-      <w:r>
-        <w:rPr>
-          <w:rFonts w:ascii="Times New Roman" w:eastAsia="Times New Roman" w:hAnsi="Times New Roman" w:cs="Times New Roman"/>
-          <w:sz w:val="24"/>
-          <w:szCs w:val="24"/>
-          <w:lang w:val="en-IN"/>
-        </w:rPr>
-        <w:t xml:space="preserve">The implementation of the </w:t>
-      </w:r>
-      <w:proofErr w:type="spellStart"/>
-      <w:r>
-        <w:rPr>
-          <w:rFonts w:ascii="Times New Roman" w:eastAsia="Times New Roman" w:hAnsi="Times New Roman" w:cs="Times New Roman"/>
-          <w:sz w:val="24"/>
-          <w:szCs w:val="24"/>
-          <w:lang w:val="en-IN"/>
-        </w:rPr>
-        <w:t>Chowka</w:t>
-      </w:r>
-      <w:proofErr w:type="spellEnd"/>
-      <w:r>
-        <w:rPr>
-          <w:rFonts w:ascii="Times New Roman" w:eastAsia="Times New Roman" w:hAnsi="Times New Roman" w:cs="Times New Roman"/>
-          <w:sz w:val="24"/>
-          <w:szCs w:val="24"/>
-          <w:lang w:val="en-IN"/>
-        </w:rPr>
-        <w:t>-Bara 4×4 game is carried out using a frontend-based approach with modern web technologies such as React and JavaScript. The system is designed following a component-based architecture, where the entire application is divided into smaller, reusable modules. Each module is responsible for a specific functionality, such as rendering the game board, handling player movements, managing dice rolls, and updating the game state. This modular design improves code readability, reusability, and maintainability.</w:t>
-      </w:r>
-    </w:p>
-    <w:p>
-      <w:pPr>
-        <w:tabs>
-          <w:tab w:val="left" w:pos="821"/>
-          <w:tab w:val="right" w:leader="dot" w:pos="9440"/>
-        </w:tabs>
-        <w:spacing w:line="360" w:lineRule="auto"/>
-        <w:jc w:val="both"/>
-        <w:rPr>
-          <w:rFonts w:ascii="Times New Roman" w:eastAsia="Times New Roman" w:hAnsi="Times New Roman" w:cs="Times New Roman"/>
-          <w:sz w:val="24"/>
-          <w:szCs w:val="24"/>
-          <w:lang w:val="en-IN"/>
-        </w:rPr>
-      </w:pPr>
-      <w:r>
-        <w:rPr>
-          <w:rFonts w:ascii="Times New Roman" w:eastAsia="Times New Roman" w:hAnsi="Times New Roman" w:cs="Times New Roman"/>
-          <w:sz w:val="24"/>
-          <w:szCs w:val="24"/>
-          <w:lang w:val="en-IN"/>
-        </w:rPr>
-        <w:t>The proposed approach focuses on building a simple, interactive, and user-friendly system that replicates the traditional gameplay in a digital format. React is used to create dynamic and responsive user interfaces, allowing real-time updates without reloading the page. JavaScript is used to implement the core game logic, including random dice generation, player movement rules, turn management, and win condition checking. CSS is used to design the layout of the game board and enhance the visual appearance of the application.</w:t>
-      </w:r>
-    </w:p>
-    <w:p>
-      <w:pPr>
-        <w:tabs>
-          <w:tab w:val="left" w:pos="821"/>
-          <w:tab w:val="right" w:leader="dot" w:pos="9440"/>
-        </w:tabs>
-        <w:spacing w:line="360" w:lineRule="auto"/>
-        <w:jc w:val="both"/>
-        <w:rPr>
-          <w:rFonts w:ascii="Times New Roman" w:eastAsia="Times New Roman" w:hAnsi="Times New Roman" w:cs="Times New Roman"/>
-          <w:sz w:val="24"/>
-          <w:szCs w:val="24"/>
-          <w:lang w:val="en-IN"/>
-        </w:rPr>
-      </w:pPr>
-      <w:r>
-        <w:rPr>
-          <w:rFonts w:ascii="Times New Roman" w:eastAsia="Times New Roman" w:hAnsi="Times New Roman" w:cs="Times New Roman"/>
-          <w:sz w:val="24"/>
-          <w:szCs w:val="24"/>
-          <w:lang w:val="en-IN"/>
-        </w:rPr>
-        <w:t xml:space="preserve">State management plays a crucial role in the implementation of this system. </w:t>
-      </w:r>
-      <w:proofErr w:type="spellStart"/>
-      <w:r>
-        <w:rPr>
-          <w:rFonts w:ascii="Times New Roman" w:eastAsia="Times New Roman" w:hAnsi="Times New Roman" w:cs="Times New Roman"/>
-          <w:sz w:val="24"/>
-          <w:szCs w:val="24"/>
-          <w:lang w:val="en-IN"/>
-        </w:rPr>
-        <w:t>React’s</w:t>
-      </w:r>
-      <w:proofErr w:type="spellEnd"/>
-      <w:r>
-        <w:rPr>
-          <w:rFonts w:ascii="Times New Roman" w:eastAsia="Times New Roman" w:hAnsi="Times New Roman" w:cs="Times New Roman"/>
-          <w:sz w:val="24"/>
-          <w:szCs w:val="24"/>
-          <w:lang w:val="en-IN"/>
-        </w:rPr>
-        <w:t xml:space="preserve"> state and hooks are used to store and update important game data such as player positions, current turn, dice values, and game status. Whenever a user performs an action, such as clicking the dice button, the state is updated accordingly, and the UI reflects these changes instantly. This ensures smooth gameplay and better user experience.</w:t>
-      </w:r>
-    </w:p>
-    <w:p>
-      <w:pPr>
-        <w:tabs>
-          <w:tab w:val="left" w:pos="821"/>
-          <w:tab w:val="right" w:leader="dot" w:pos="9440"/>
-        </w:tabs>
-        <w:spacing w:line="360" w:lineRule="auto"/>
-        <w:jc w:val="both"/>
-        <w:rPr>
-          <w:rFonts w:ascii="Times New Roman" w:eastAsia="Times New Roman" w:hAnsi="Times New Roman" w:cs="Times New Roman"/>
-          <w:sz w:val="24"/>
-          <w:szCs w:val="24"/>
-          <w:lang w:val="en-IN"/>
-        </w:rPr>
-      </w:pPr>
-      <w:r>
-        <w:rPr>
-          <w:rFonts w:ascii="Times New Roman" w:eastAsia="Times New Roman" w:hAnsi="Times New Roman" w:cs="Times New Roman"/>
-          <w:sz w:val="24"/>
-          <w:szCs w:val="24"/>
-          <w:lang w:val="en-IN"/>
-        </w:rPr>
-        <w:t>The application follows a structured step-by-step workflow. Initially, the game is initialized with default values, including player positions and game settings. When the user interacts with the system, such as rolling the dice, the input is processed by the application logic. Based on the generated dice value, the player’s position is updated according to the game rules. The system then checks for valid moves and determines whether the player has reached the winning condition.</w:t>
-      </w:r>
-    </w:p>
-    <w:p>
-      <w:pPr>
-        <w:tabs>
-          <w:tab w:val="left" w:pos="821"/>
-          <w:tab w:val="right" w:leader="dot" w:pos="9440"/>
-        </w:tabs>
-        <w:spacing w:line="360" w:lineRule="auto"/>
-        <w:jc w:val="both"/>
-        <w:rPr>
-          <w:rFonts w:ascii="Times New Roman" w:eastAsia="Times New Roman" w:hAnsi="Times New Roman" w:cs="Times New Roman"/>
-          <w:sz w:val="24"/>
-          <w:szCs w:val="24"/>
-          <w:lang w:val="en-IN"/>
-        </w:rPr>
-      </w:pPr>
-      <w:r>
-        <w:rPr>
-          <w:rFonts w:ascii="Times New Roman" w:eastAsia="Times New Roman" w:hAnsi="Times New Roman" w:cs="Times New Roman"/>
-          <w:sz w:val="24"/>
-          <w:szCs w:val="24"/>
-          <w:lang w:val="en-IN"/>
-        </w:rPr>
-        <w:t xml:space="preserve">If no player has won, the turn is passed to the next player, and the process continues. All updates are reflected in the user interface in real time using </w:t>
-      </w:r>
-      <w:proofErr w:type="spellStart"/>
-      <w:r>
-        <w:rPr>
-          <w:rFonts w:ascii="Times New Roman" w:eastAsia="Times New Roman" w:hAnsi="Times New Roman" w:cs="Times New Roman"/>
-          <w:sz w:val="24"/>
-          <w:szCs w:val="24"/>
-          <w:lang w:val="en-IN"/>
-        </w:rPr>
-        <w:t>React’s</w:t>
-      </w:r>
-      <w:proofErr w:type="spellEnd"/>
-      <w:r>
-        <w:rPr>
-          <w:rFonts w:ascii="Times New Roman" w:eastAsia="Times New Roman" w:hAnsi="Times New Roman" w:cs="Times New Roman"/>
-          <w:sz w:val="24"/>
-          <w:szCs w:val="24"/>
-          <w:lang w:val="en-IN"/>
-        </w:rPr>
-        <w:t xml:space="preserve"> rendering mechanism. The game continues until a player satisfies the winning condition, after which the result is displayed.</w:t>
-      </w:r>
-    </w:p>
-    <w:p>
-      <w:pPr>
-        <w:tabs>
-          <w:tab w:val="left" w:pos="821"/>
-          <w:tab w:val="right" w:leader="dot" w:pos="9440"/>
-        </w:tabs>
-        <w:spacing w:line="360" w:lineRule="auto"/>
-        <w:jc w:val="both"/>
-        <w:rPr>
-          <w:rFonts w:ascii="Times New Roman" w:eastAsia="Times New Roman" w:hAnsi="Times New Roman" w:cs="Times New Roman"/>
-          <w:sz w:val="24"/>
-          <w:szCs w:val="24"/>
-          <w:lang w:val="en-IN"/>
-        </w:rPr>
-      </w:pPr>
-      <w:r>
-        <w:rPr>
-          <w:rFonts w:ascii="Times New Roman" w:eastAsia="Times New Roman" w:hAnsi="Times New Roman" w:cs="Times New Roman"/>
-          <w:sz w:val="24"/>
-          <w:szCs w:val="24"/>
-          <w:lang w:val="en-IN"/>
-        </w:rPr>
-        <w:lastRenderedPageBreak/>
-        <w:t xml:space="preserve">Overall, this implementation ensures efficient performance, smooth interaction, and an engaging user experience while preserving the core essence of the traditional </w:t>
-      </w:r>
-      <w:proofErr w:type="spellStart"/>
-      <w:r>
-        <w:rPr>
-          <w:rFonts w:ascii="Times New Roman" w:eastAsia="Times New Roman" w:hAnsi="Times New Roman" w:cs="Times New Roman"/>
-          <w:sz w:val="24"/>
-          <w:szCs w:val="24"/>
-          <w:lang w:val="en-IN"/>
-        </w:rPr>
-        <w:t>Chowka</w:t>
-      </w:r>
-      <w:proofErr w:type="spellEnd"/>
-      <w:r>
-        <w:rPr>
-          <w:rFonts w:ascii="Times New Roman" w:eastAsia="Times New Roman" w:hAnsi="Times New Roman" w:cs="Times New Roman"/>
-          <w:sz w:val="24"/>
-          <w:szCs w:val="24"/>
-          <w:lang w:val="en-IN"/>
-        </w:rPr>
-        <w:t>-Bara game in a modern digital format.</w:t>
-      </w:r>
-    </w:p>
-    <w:p>
-      <w:pPr>
-        <w:tabs>
-          <w:tab w:val="left" w:pos="821"/>
-          <w:tab w:val="right" w:leader="dot" w:pos="9440"/>
-        </w:tabs>
-        <w:spacing w:line="360" w:lineRule="auto"/>
-        <w:jc w:val="both"/>
-        <w:rPr>
-          <w:rFonts w:ascii="Times New Roman" w:eastAsia="Times New Roman" w:hAnsi="Times New Roman" w:cs="Times New Roman"/>
-          <w:b/>
-          <w:bCs/>
-          <w:sz w:val="24"/>
-          <w:szCs w:val="24"/>
-          <w:lang w:val="en-IN"/>
-        </w:rPr>
-      </w:pPr>
-      <w:r>
-        <w:rPr>
-          <w:rFonts w:ascii="Times New Roman" w:eastAsia="Times New Roman" w:hAnsi="Times New Roman" w:cs="Times New Roman"/>
-          <w:b/>
-          <w:bCs/>
-          <w:sz w:val="24"/>
-          <w:szCs w:val="24"/>
-          <w:lang w:val="en-IN"/>
-        </w:rPr>
         <w:t>3.1 ALGORITHMS / TECHNOLOGIES USED</w:t>
       </w:r>
     </w:p>
@@ -11859,7 +9439,6 @@
           <w:szCs w:val="24"/>
           <w:lang w:val="en-IN"/>
         </w:rPr>
-        <w:lastRenderedPageBreak/>
         <w:t>3.3 CORE MODULE IMPLEMENTATION</w:t>
       </w:r>
     </w:p>
@@ -11914,6 +9493,7 @@
           <w:szCs w:val="24"/>
           <w:lang w:val="en-IN"/>
         </w:rPr>
+        <w:lastRenderedPageBreak/>
         <w:t>1. Game Board Module</w:t>
       </w:r>
     </w:p>
@@ -12368,6 +9948,26 @@
           <w:szCs w:val="24"/>
         </w:rPr>
       </w:pPr>
+      <w:r>
+        <w:rPr>
+          <w:rFonts w:ascii="Times New Roman" w:eastAsia="Times New Roman" w:hAnsi="Times New Roman" w:cs="Times New Roman"/>
+          <w:b/>
+          <w:bCs/>
+          <w:sz w:val="24"/>
+          <w:szCs w:val="24"/>
+        </w:rPr>
+        <w:t>3.5</w:t>
+      </w:r>
+      <w:r>
+        <w:rPr>
+          <w:rFonts w:ascii="Times New Roman" w:eastAsia="Times New Roman" w:hAnsi="Times New Roman" w:cs="Times New Roman"/>
+          <w:b/>
+          <w:bCs/>
+          <w:sz w:val="24"/>
+          <w:szCs w:val="24"/>
+        </w:rPr>
+        <w:t>ALGORITHM</w:t>
+      </w:r>
     </w:p>
     <w:p>
       <w:pPr>
@@ -12402,6 +10002,16 @@
           <w:szCs w:val="24"/>
         </w:rPr>
       </w:pPr>
+      <w:r>
+        <w:rPr>
+          <w:rFonts w:ascii="Times New Roman" w:eastAsia="Times New Roman" w:hAnsi="Times New Roman" w:cs="Times New Roman"/>
+          <w:b/>
+          <w:bCs/>
+          <w:sz w:val="24"/>
+          <w:szCs w:val="24"/>
+        </w:rPr>
+        <w:t>3.6 PROJECT RUNNING STEPS</w:t>
+      </w:r>
     </w:p>
     <w:p>
       <w:pPr>
@@ -12418,720 +10028,13 @@
           <w:sz w:val="24"/>
           <w:szCs w:val="24"/>
         </w:rPr>
-      </w:pPr>
-    </w:p>
-    <w:p>
-      <w:pPr>
-        <w:tabs>
-          <w:tab w:val="left" w:pos="821"/>
-          <w:tab w:val="right" w:leader="dot" w:pos="9440"/>
-        </w:tabs>
-        <w:spacing w:line="360" w:lineRule="auto"/>
-        <w:jc w:val="both"/>
-        <w:rPr>
-          <w:rFonts w:ascii="Times New Roman" w:eastAsia="Times New Roman" w:hAnsi="Times New Roman" w:cs="Times New Roman"/>
-          <w:b/>
-          <w:bCs/>
-          <w:sz w:val="24"/>
-          <w:szCs w:val="24"/>
-        </w:rPr>
-      </w:pPr>
-    </w:p>
-    <w:p>
-      <w:pPr>
-        <w:tabs>
-          <w:tab w:val="left" w:pos="821"/>
-          <w:tab w:val="right" w:leader="dot" w:pos="9440"/>
-        </w:tabs>
-        <w:spacing w:line="360" w:lineRule="auto"/>
-        <w:jc w:val="both"/>
-        <w:rPr>
-          <w:rFonts w:ascii="Times New Roman" w:eastAsia="Times New Roman" w:hAnsi="Times New Roman" w:cs="Times New Roman"/>
-          <w:b/>
-          <w:bCs/>
-          <w:sz w:val="24"/>
-          <w:szCs w:val="24"/>
-        </w:rPr>
-      </w:pPr>
-    </w:p>
-    <w:p>
-      <w:pPr>
-        <w:tabs>
-          <w:tab w:val="left" w:pos="821"/>
-          <w:tab w:val="right" w:leader="dot" w:pos="9440"/>
-        </w:tabs>
-        <w:spacing w:line="360" w:lineRule="auto"/>
-        <w:jc w:val="both"/>
-        <w:rPr>
-          <w:rFonts w:ascii="Times New Roman" w:eastAsia="Times New Roman" w:hAnsi="Times New Roman" w:cs="Times New Roman"/>
-          <w:b/>
-          <w:bCs/>
-          <w:sz w:val="24"/>
-          <w:szCs w:val="24"/>
-        </w:rPr>
-      </w:pPr>
-    </w:p>
-    <w:p>
-      <w:pPr>
-        <w:tabs>
-          <w:tab w:val="left" w:pos="821"/>
-          <w:tab w:val="right" w:leader="dot" w:pos="9440"/>
-        </w:tabs>
-        <w:spacing w:line="360" w:lineRule="auto"/>
-        <w:jc w:val="both"/>
-        <w:rPr>
-          <w:rFonts w:ascii="Times New Roman" w:eastAsia="Times New Roman" w:hAnsi="Times New Roman" w:cs="Times New Roman"/>
-          <w:b/>
-          <w:bCs/>
-          <w:sz w:val="24"/>
-          <w:szCs w:val="24"/>
-        </w:rPr>
-      </w:pPr>
-    </w:p>
-    <w:p>
-      <w:pPr>
-        <w:tabs>
-          <w:tab w:val="left" w:pos="821"/>
-          <w:tab w:val="right" w:leader="dot" w:pos="9440"/>
-        </w:tabs>
-        <w:spacing w:line="360" w:lineRule="auto"/>
-        <w:jc w:val="both"/>
-        <w:rPr>
-          <w:rFonts w:ascii="Times New Roman" w:eastAsia="Times New Roman" w:hAnsi="Times New Roman" w:cs="Times New Roman"/>
-          <w:b/>
-          <w:bCs/>
-          <w:sz w:val="24"/>
-          <w:szCs w:val="24"/>
-        </w:rPr>
-      </w:pPr>
-    </w:p>
-    <w:p>
-      <w:pPr>
-        <w:tabs>
-          <w:tab w:val="left" w:pos="821"/>
-          <w:tab w:val="right" w:leader="dot" w:pos="9440"/>
-        </w:tabs>
-        <w:spacing w:line="360" w:lineRule="auto"/>
-        <w:jc w:val="both"/>
-        <w:rPr>
-          <w:rFonts w:ascii="Times New Roman" w:eastAsia="Times New Roman" w:hAnsi="Times New Roman" w:cs="Times New Roman"/>
-          <w:b/>
-          <w:bCs/>
-          <w:sz w:val="24"/>
-          <w:szCs w:val="24"/>
-        </w:rPr>
-      </w:pPr>
-    </w:p>
-    <w:p>
-      <w:pPr>
-        <w:tabs>
-          <w:tab w:val="left" w:pos="821"/>
-          <w:tab w:val="right" w:leader="dot" w:pos="9440"/>
-        </w:tabs>
-        <w:spacing w:line="360" w:lineRule="auto"/>
-        <w:jc w:val="both"/>
-        <w:rPr>
-          <w:rFonts w:ascii="Times New Roman" w:eastAsia="Times New Roman" w:hAnsi="Times New Roman" w:cs="Times New Roman"/>
-          <w:b/>
-          <w:bCs/>
-          <w:sz w:val="24"/>
-          <w:szCs w:val="24"/>
-        </w:rPr>
-      </w:pPr>
-    </w:p>
-    <w:p>
-      <w:pPr>
-        <w:tabs>
-          <w:tab w:val="left" w:pos="821"/>
-          <w:tab w:val="right" w:leader="dot" w:pos="9440"/>
-        </w:tabs>
-        <w:spacing w:line="360" w:lineRule="auto"/>
-        <w:jc w:val="both"/>
-        <w:rPr>
-          <w:rFonts w:ascii="Times New Roman" w:eastAsia="Times New Roman" w:hAnsi="Times New Roman" w:cs="Times New Roman"/>
-          <w:b/>
-          <w:bCs/>
-          <w:sz w:val="24"/>
-          <w:szCs w:val="24"/>
-        </w:rPr>
-      </w:pPr>
-    </w:p>
-    <w:p>
-      <w:pPr>
-        <w:tabs>
-          <w:tab w:val="left" w:pos="821"/>
-          <w:tab w:val="right" w:leader="dot" w:pos="9440"/>
-        </w:tabs>
-        <w:spacing w:line="360" w:lineRule="auto"/>
-        <w:jc w:val="both"/>
-        <w:rPr>
-          <w:rFonts w:ascii="Times New Roman" w:eastAsia="Times New Roman" w:hAnsi="Times New Roman" w:cs="Times New Roman"/>
-          <w:b/>
-          <w:bCs/>
-          <w:sz w:val="24"/>
-          <w:szCs w:val="24"/>
-        </w:rPr>
-      </w:pPr>
-      <w:r>
-        <w:rPr>
-          <w:rFonts w:ascii="Times New Roman" w:eastAsia="Times New Roman" w:hAnsi="Times New Roman" w:cs="Times New Roman"/>
-          <w:b/>
-          <w:bCs/>
-          <w:sz w:val="24"/>
-          <w:szCs w:val="24"/>
-        </w:rPr>
-        <w:t>3.5</w:t>
-      </w:r>
-      <w:r>
-        <w:rPr>
-          <w:rFonts w:ascii="Times New Roman" w:eastAsia="Times New Roman" w:hAnsi="Times New Roman" w:cs="Times New Roman"/>
-          <w:b/>
-          <w:bCs/>
-          <w:sz w:val="24"/>
-          <w:szCs w:val="24"/>
-        </w:rPr>
-        <w:t>ALGORITHM</w:t>
-      </w:r>
-    </w:p>
-    <w:p>
-      <w:pPr>
-        <w:tabs>
-          <w:tab w:val="left" w:pos="821"/>
-          <w:tab w:val="right" w:leader="dot" w:pos="9440"/>
-        </w:tabs>
-        <w:spacing w:line="360" w:lineRule="auto"/>
-        <w:jc w:val="both"/>
-        <w:rPr>
-          <w:rFonts w:ascii="Times New Roman" w:eastAsia="Times New Roman" w:hAnsi="Times New Roman" w:cs="Times New Roman"/>
-          <w:b/>
-          <w:bCs/>
-          <w:sz w:val="24"/>
-          <w:szCs w:val="24"/>
-        </w:rPr>
-      </w:pPr>
-    </w:p>
-    <w:p>
-      <w:pPr>
-        <w:tabs>
-          <w:tab w:val="left" w:pos="821"/>
-          <w:tab w:val="right" w:leader="dot" w:pos="9440"/>
-        </w:tabs>
-        <w:spacing w:line="360" w:lineRule="auto"/>
-        <w:jc w:val="both"/>
-        <w:rPr>
-          <w:rFonts w:ascii="Times New Roman" w:eastAsia="Times New Roman" w:hAnsi="Times New Roman" w:cs="Times New Roman"/>
-          <w:b/>
-          <w:bCs/>
-          <w:sz w:val="24"/>
-          <w:szCs w:val="24"/>
-        </w:rPr>
-      </w:pPr>
-    </w:p>
-    <w:p>
-      <w:pPr>
-        <w:tabs>
-          <w:tab w:val="left" w:pos="821"/>
-          <w:tab w:val="right" w:leader="dot" w:pos="9440"/>
-        </w:tabs>
-        <w:spacing w:line="360" w:lineRule="auto"/>
-        <w:jc w:val="both"/>
-        <w:rPr>
-          <w:rFonts w:ascii="Times New Roman" w:eastAsia="Times New Roman" w:hAnsi="Times New Roman" w:cs="Times New Roman"/>
-          <w:b/>
-          <w:bCs/>
-          <w:sz w:val="24"/>
-          <w:szCs w:val="24"/>
-        </w:rPr>
-      </w:pPr>
-    </w:p>
-    <w:p>
-      <w:pPr>
-        <w:tabs>
-          <w:tab w:val="left" w:pos="821"/>
-          <w:tab w:val="right" w:leader="dot" w:pos="9440"/>
-        </w:tabs>
-        <w:spacing w:line="360" w:lineRule="auto"/>
-        <w:jc w:val="both"/>
-        <w:rPr>
-          <w:rFonts w:ascii="Times New Roman" w:eastAsia="Times New Roman" w:hAnsi="Times New Roman" w:cs="Times New Roman"/>
-          <w:b/>
-          <w:bCs/>
-          <w:sz w:val="24"/>
-          <w:szCs w:val="24"/>
-        </w:rPr>
-      </w:pPr>
-    </w:p>
-    <w:p>
-      <w:pPr>
-        <w:tabs>
-          <w:tab w:val="left" w:pos="821"/>
-          <w:tab w:val="right" w:leader="dot" w:pos="9440"/>
-        </w:tabs>
-        <w:spacing w:line="360" w:lineRule="auto"/>
-        <w:jc w:val="both"/>
-        <w:rPr>
-          <w:rFonts w:ascii="Times New Roman" w:eastAsia="Times New Roman" w:hAnsi="Times New Roman" w:cs="Times New Roman"/>
-          <w:b/>
-          <w:bCs/>
-          <w:sz w:val="24"/>
-          <w:szCs w:val="24"/>
-        </w:rPr>
-      </w:pPr>
-    </w:p>
-    <w:p>
-      <w:pPr>
-        <w:tabs>
-          <w:tab w:val="left" w:pos="821"/>
-          <w:tab w:val="right" w:leader="dot" w:pos="9440"/>
-        </w:tabs>
-        <w:spacing w:line="360" w:lineRule="auto"/>
-        <w:jc w:val="both"/>
-        <w:rPr>
-          <w:rFonts w:ascii="Times New Roman" w:eastAsia="Times New Roman" w:hAnsi="Times New Roman" w:cs="Times New Roman"/>
-          <w:b/>
-          <w:bCs/>
-          <w:sz w:val="24"/>
-          <w:szCs w:val="24"/>
-        </w:rPr>
-      </w:pPr>
-    </w:p>
-    <w:p>
-      <w:pPr>
-        <w:tabs>
-          <w:tab w:val="left" w:pos="821"/>
-          <w:tab w:val="right" w:leader="dot" w:pos="9440"/>
-        </w:tabs>
-        <w:spacing w:line="360" w:lineRule="auto"/>
-        <w:jc w:val="both"/>
-        <w:rPr>
-          <w:rFonts w:ascii="Times New Roman" w:eastAsia="Times New Roman" w:hAnsi="Times New Roman" w:cs="Times New Roman"/>
-          <w:b/>
-          <w:bCs/>
-          <w:sz w:val="24"/>
-          <w:szCs w:val="24"/>
-        </w:rPr>
-      </w:pPr>
-    </w:p>
-    <w:p>
-      <w:pPr>
-        <w:tabs>
-          <w:tab w:val="left" w:pos="821"/>
-          <w:tab w:val="right" w:leader="dot" w:pos="9440"/>
-        </w:tabs>
-        <w:spacing w:line="360" w:lineRule="auto"/>
-        <w:jc w:val="both"/>
-        <w:rPr>
-          <w:rFonts w:ascii="Times New Roman" w:eastAsia="Times New Roman" w:hAnsi="Times New Roman" w:cs="Times New Roman"/>
-          <w:b/>
-          <w:bCs/>
-          <w:sz w:val="24"/>
-          <w:szCs w:val="24"/>
-        </w:rPr>
-      </w:pPr>
-    </w:p>
-    <w:p>
-      <w:pPr>
-        <w:tabs>
-          <w:tab w:val="left" w:pos="821"/>
-          <w:tab w:val="right" w:leader="dot" w:pos="9440"/>
-        </w:tabs>
-        <w:spacing w:line="360" w:lineRule="auto"/>
-        <w:jc w:val="both"/>
-        <w:rPr>
-          <w:rFonts w:ascii="Times New Roman" w:eastAsia="Times New Roman" w:hAnsi="Times New Roman" w:cs="Times New Roman"/>
-          <w:b/>
-          <w:bCs/>
-          <w:sz w:val="24"/>
-          <w:szCs w:val="24"/>
-        </w:rPr>
-      </w:pPr>
-    </w:p>
-    <w:p>
-      <w:pPr>
-        <w:tabs>
-          <w:tab w:val="left" w:pos="821"/>
-          <w:tab w:val="right" w:leader="dot" w:pos="9440"/>
-        </w:tabs>
-        <w:spacing w:line="360" w:lineRule="auto"/>
-        <w:jc w:val="both"/>
-        <w:rPr>
-          <w:rFonts w:ascii="Times New Roman" w:eastAsia="Times New Roman" w:hAnsi="Times New Roman" w:cs="Times New Roman"/>
-          <w:b/>
-          <w:bCs/>
-          <w:sz w:val="24"/>
-          <w:szCs w:val="24"/>
-        </w:rPr>
-      </w:pPr>
-    </w:p>
-    <w:p>
-      <w:pPr>
-        <w:tabs>
-          <w:tab w:val="left" w:pos="821"/>
-          <w:tab w:val="right" w:leader="dot" w:pos="9440"/>
-        </w:tabs>
-        <w:spacing w:line="360" w:lineRule="auto"/>
-        <w:jc w:val="both"/>
-        <w:rPr>
-          <w:rFonts w:ascii="Times New Roman" w:eastAsia="Times New Roman" w:hAnsi="Times New Roman" w:cs="Times New Roman"/>
-          <w:b/>
-          <w:bCs/>
-          <w:sz w:val="24"/>
-          <w:szCs w:val="24"/>
-        </w:rPr>
-      </w:pPr>
-      <w:r>
-        <w:rPr>
-          <w:rFonts w:ascii="Times New Roman" w:eastAsia="Times New Roman" w:hAnsi="Times New Roman" w:cs="Times New Roman"/>
-          <w:b/>
-          <w:bCs/>
-          <w:sz w:val="24"/>
-          <w:szCs w:val="24"/>
-        </w:rPr>
-        <w:lastRenderedPageBreak/>
-        <w:t>3.6 PROJECT RUNNING STEPS</w:t>
-      </w:r>
-    </w:p>
-    <w:p>
-      <w:pPr>
-        <w:tabs>
-          <w:tab w:val="left" w:pos="821"/>
-          <w:tab w:val="right" w:leader="dot" w:pos="9440"/>
-        </w:tabs>
-        <w:spacing w:line="360" w:lineRule="auto"/>
-        <w:jc w:val="both"/>
-        <w:rPr>
-          <w:rFonts w:ascii="Times New Roman" w:eastAsia="Times New Roman" w:hAnsi="Times New Roman" w:cs="Times New Roman"/>
-          <w:b/>
-          <w:bCs/>
-          <w:sz w:val="24"/>
-          <w:szCs w:val="24"/>
-        </w:rPr>
-      </w:pPr>
-    </w:p>
-    <w:p>
-      <w:pPr>
-        <w:tabs>
-          <w:tab w:val="left" w:pos="821"/>
-          <w:tab w:val="right" w:leader="dot" w:pos="9440"/>
-        </w:tabs>
-        <w:spacing w:line="360" w:lineRule="auto"/>
-        <w:jc w:val="both"/>
-        <w:rPr>
-          <w:rFonts w:ascii="Times New Roman" w:eastAsia="Times New Roman" w:hAnsi="Times New Roman" w:cs="Times New Roman"/>
-          <w:b/>
-          <w:bCs/>
-          <w:sz w:val="24"/>
-          <w:szCs w:val="24"/>
-        </w:rPr>
-      </w:pPr>
-    </w:p>
-    <w:p>
-      <w:pPr>
-        <w:tabs>
-          <w:tab w:val="left" w:pos="821"/>
-          <w:tab w:val="right" w:leader="dot" w:pos="9440"/>
-        </w:tabs>
-        <w:spacing w:line="360" w:lineRule="auto"/>
-        <w:jc w:val="both"/>
-        <w:rPr>
-          <w:rFonts w:ascii="Times New Roman" w:eastAsia="Times New Roman" w:hAnsi="Times New Roman" w:cs="Times New Roman"/>
-          <w:b/>
-          <w:bCs/>
-          <w:sz w:val="24"/>
-          <w:szCs w:val="24"/>
-        </w:rPr>
-      </w:pPr>
-    </w:p>
-    <w:p>
-      <w:pPr>
-        <w:tabs>
-          <w:tab w:val="left" w:pos="821"/>
-          <w:tab w:val="right" w:leader="dot" w:pos="9440"/>
-        </w:tabs>
-        <w:spacing w:line="360" w:lineRule="auto"/>
-        <w:jc w:val="both"/>
-        <w:rPr>
-          <w:rFonts w:ascii="Times New Roman" w:eastAsia="Times New Roman" w:hAnsi="Times New Roman" w:cs="Times New Roman"/>
-          <w:b/>
-          <w:bCs/>
-          <w:sz w:val="24"/>
-          <w:szCs w:val="24"/>
-        </w:rPr>
-      </w:pPr>
-    </w:p>
-    <w:p>
-      <w:pPr>
-        <w:tabs>
-          <w:tab w:val="left" w:pos="821"/>
-          <w:tab w:val="right" w:leader="dot" w:pos="9440"/>
-        </w:tabs>
-        <w:spacing w:line="360" w:lineRule="auto"/>
-        <w:jc w:val="both"/>
-        <w:rPr>
-          <w:rFonts w:ascii="Times New Roman" w:eastAsia="Times New Roman" w:hAnsi="Times New Roman" w:cs="Times New Roman"/>
-          <w:b/>
-          <w:bCs/>
-          <w:sz w:val="24"/>
-          <w:szCs w:val="24"/>
-        </w:rPr>
-      </w:pPr>
-    </w:p>
-    <w:p>
-      <w:pPr>
-        <w:tabs>
-          <w:tab w:val="left" w:pos="821"/>
-          <w:tab w:val="right" w:leader="dot" w:pos="9440"/>
-        </w:tabs>
-        <w:spacing w:line="360" w:lineRule="auto"/>
-        <w:jc w:val="both"/>
-        <w:rPr>
-          <w:rFonts w:ascii="Times New Roman" w:eastAsia="Times New Roman" w:hAnsi="Times New Roman" w:cs="Times New Roman"/>
-          <w:b/>
-          <w:bCs/>
-          <w:sz w:val="24"/>
-          <w:szCs w:val="24"/>
-        </w:rPr>
-      </w:pPr>
-    </w:p>
-    <w:p>
-      <w:pPr>
-        <w:tabs>
-          <w:tab w:val="left" w:pos="821"/>
-          <w:tab w:val="right" w:leader="dot" w:pos="9440"/>
-        </w:tabs>
-        <w:spacing w:line="360" w:lineRule="auto"/>
-        <w:jc w:val="both"/>
-        <w:rPr>
-          <w:rFonts w:ascii="Times New Roman" w:eastAsia="Times New Roman" w:hAnsi="Times New Roman" w:cs="Times New Roman"/>
-          <w:b/>
-          <w:bCs/>
-          <w:sz w:val="24"/>
-          <w:szCs w:val="24"/>
-        </w:rPr>
-      </w:pPr>
-    </w:p>
-    <w:p>
-      <w:pPr>
-        <w:tabs>
-          <w:tab w:val="left" w:pos="821"/>
-          <w:tab w:val="right" w:leader="dot" w:pos="9440"/>
-        </w:tabs>
-        <w:spacing w:line="360" w:lineRule="auto"/>
-        <w:jc w:val="both"/>
-        <w:rPr>
-          <w:rFonts w:ascii="Times New Roman" w:eastAsia="Times New Roman" w:hAnsi="Times New Roman" w:cs="Times New Roman"/>
-          <w:b/>
-          <w:bCs/>
-          <w:sz w:val="24"/>
-          <w:szCs w:val="24"/>
-        </w:rPr>
-      </w:pPr>
-    </w:p>
-    <w:p>
-      <w:pPr>
-        <w:tabs>
-          <w:tab w:val="left" w:pos="821"/>
-          <w:tab w:val="right" w:leader="dot" w:pos="9440"/>
-        </w:tabs>
-        <w:spacing w:line="360" w:lineRule="auto"/>
-        <w:jc w:val="both"/>
-        <w:rPr>
-          <w:rFonts w:ascii="Times New Roman" w:eastAsia="Times New Roman" w:hAnsi="Times New Roman" w:cs="Times New Roman"/>
-          <w:b/>
-          <w:bCs/>
-          <w:sz w:val="24"/>
-          <w:szCs w:val="24"/>
-        </w:rPr>
-      </w:pPr>
-    </w:p>
-    <w:p>
-      <w:pPr>
-        <w:tabs>
-          <w:tab w:val="left" w:pos="821"/>
-          <w:tab w:val="right" w:leader="dot" w:pos="9440"/>
-        </w:tabs>
-        <w:spacing w:line="360" w:lineRule="auto"/>
-        <w:jc w:val="both"/>
-        <w:rPr>
-          <w:rFonts w:ascii="Times New Roman" w:eastAsia="Times New Roman" w:hAnsi="Times New Roman" w:cs="Times New Roman"/>
-          <w:b/>
-          <w:bCs/>
-          <w:sz w:val="24"/>
-          <w:szCs w:val="24"/>
-        </w:rPr>
-      </w:pPr>
-    </w:p>
-    <w:p>
-      <w:pPr>
-        <w:tabs>
-          <w:tab w:val="left" w:pos="821"/>
-          <w:tab w:val="right" w:leader="dot" w:pos="9440"/>
-        </w:tabs>
-        <w:spacing w:line="360" w:lineRule="auto"/>
-        <w:jc w:val="both"/>
-        <w:rPr>
-          <w:rFonts w:ascii="Times New Roman" w:eastAsia="Times New Roman" w:hAnsi="Times New Roman" w:cs="Times New Roman"/>
-          <w:b/>
-          <w:bCs/>
-          <w:sz w:val="24"/>
-          <w:szCs w:val="24"/>
-        </w:rPr>
-      </w:pPr>
-    </w:p>
-    <w:p>
-      <w:pPr>
-        <w:tabs>
-          <w:tab w:val="left" w:pos="821"/>
-          <w:tab w:val="right" w:leader="dot" w:pos="9440"/>
-        </w:tabs>
-        <w:spacing w:line="360" w:lineRule="auto"/>
-        <w:jc w:val="both"/>
-        <w:rPr>
-          <w:rFonts w:ascii="Times New Roman" w:eastAsia="Times New Roman" w:hAnsi="Times New Roman" w:cs="Times New Roman"/>
-          <w:b/>
-          <w:bCs/>
-          <w:sz w:val="24"/>
-          <w:szCs w:val="24"/>
-        </w:rPr>
-      </w:pPr>
-    </w:p>
-    <w:p>
-      <w:pPr>
-        <w:tabs>
-          <w:tab w:val="left" w:pos="821"/>
-          <w:tab w:val="right" w:leader="dot" w:pos="9440"/>
-        </w:tabs>
-        <w:spacing w:line="360" w:lineRule="auto"/>
-        <w:jc w:val="both"/>
-        <w:rPr>
-          <w:rFonts w:ascii="Times New Roman" w:eastAsia="Times New Roman" w:hAnsi="Times New Roman" w:cs="Times New Roman"/>
-          <w:b/>
-          <w:bCs/>
-          <w:sz w:val="24"/>
-          <w:szCs w:val="24"/>
-        </w:rPr>
-      </w:pPr>
-    </w:p>
-    <w:p>
-      <w:pPr>
-        <w:tabs>
-          <w:tab w:val="left" w:pos="821"/>
-          <w:tab w:val="right" w:leader="dot" w:pos="9440"/>
-        </w:tabs>
-        <w:spacing w:line="360" w:lineRule="auto"/>
-        <w:jc w:val="both"/>
-        <w:rPr>
-          <w:rFonts w:ascii="Times New Roman" w:eastAsia="Times New Roman" w:hAnsi="Times New Roman" w:cs="Times New Roman"/>
-          <w:b/>
-          <w:bCs/>
-          <w:sz w:val="24"/>
-          <w:szCs w:val="24"/>
-        </w:rPr>
-      </w:pPr>
-    </w:p>
-    <w:p>
-      <w:pPr>
-        <w:tabs>
-          <w:tab w:val="left" w:pos="821"/>
-          <w:tab w:val="right" w:leader="dot" w:pos="9440"/>
-        </w:tabs>
-        <w:spacing w:line="360" w:lineRule="auto"/>
-        <w:jc w:val="both"/>
-        <w:rPr>
-          <w:rFonts w:ascii="Times New Roman" w:eastAsia="Times New Roman" w:hAnsi="Times New Roman" w:cs="Times New Roman"/>
-          <w:b/>
-          <w:bCs/>
-          <w:sz w:val="24"/>
-          <w:szCs w:val="24"/>
-        </w:rPr>
-      </w:pPr>
-    </w:p>
-    <w:p>
-      <w:pPr>
-        <w:tabs>
-          <w:tab w:val="left" w:pos="821"/>
-          <w:tab w:val="right" w:leader="dot" w:pos="9440"/>
-        </w:tabs>
-        <w:spacing w:line="360" w:lineRule="auto"/>
-        <w:jc w:val="both"/>
-        <w:rPr>
-          <w:rFonts w:ascii="Times New Roman" w:eastAsia="Times New Roman" w:hAnsi="Times New Roman" w:cs="Times New Roman"/>
-          <w:b/>
-          <w:bCs/>
-          <w:sz w:val="24"/>
-          <w:szCs w:val="24"/>
-        </w:rPr>
-      </w:pPr>
-    </w:p>
-    <w:p>
-      <w:pPr>
-        <w:tabs>
-          <w:tab w:val="left" w:pos="821"/>
-          <w:tab w:val="right" w:leader="dot" w:pos="9440"/>
-        </w:tabs>
-        <w:spacing w:line="360" w:lineRule="auto"/>
-        <w:jc w:val="both"/>
-        <w:rPr>
-          <w:rFonts w:ascii="Times New Roman" w:eastAsia="Times New Roman" w:hAnsi="Times New Roman" w:cs="Times New Roman"/>
-          <w:b/>
-          <w:bCs/>
-          <w:sz w:val="24"/>
-          <w:szCs w:val="24"/>
-        </w:rPr>
-      </w:pPr>
-    </w:p>
-    <w:p>
-      <w:pPr>
-        <w:tabs>
-          <w:tab w:val="left" w:pos="821"/>
-          <w:tab w:val="right" w:leader="dot" w:pos="9440"/>
-        </w:tabs>
-        <w:spacing w:line="360" w:lineRule="auto"/>
-        <w:jc w:val="both"/>
-        <w:rPr>
-          <w:rFonts w:ascii="Times New Roman" w:eastAsia="Times New Roman" w:hAnsi="Times New Roman" w:cs="Times New Roman"/>
-          <w:b/>
-          <w:bCs/>
-          <w:sz w:val="24"/>
-          <w:szCs w:val="24"/>
-        </w:rPr>
-      </w:pPr>
-    </w:p>
-    <w:p>
-      <w:pPr>
-        <w:tabs>
-          <w:tab w:val="left" w:pos="821"/>
-          <w:tab w:val="right" w:leader="dot" w:pos="9440"/>
-        </w:tabs>
-        <w:spacing w:line="360" w:lineRule="auto"/>
-        <w:jc w:val="both"/>
-        <w:rPr>
-          <w:rFonts w:ascii="Times New Roman" w:eastAsia="Times New Roman" w:hAnsi="Times New Roman" w:cs="Times New Roman"/>
-          <w:b/>
-          <w:bCs/>
-          <w:sz w:val="24"/>
-          <w:szCs w:val="24"/>
-        </w:rPr>
-      </w:pPr>
-    </w:p>
-    <w:p>
-      <w:pPr>
-        <w:widowControl w:val="0"/>
-        <w:tabs>
-          <w:tab w:val="left" w:pos="567"/>
-          <w:tab w:val="left" w:pos="1841"/>
-          <w:tab w:val="right" w:pos="9329"/>
-        </w:tabs>
-        <w:autoSpaceDE w:val="0"/>
-        <w:autoSpaceDN w:val="0"/>
-        <w:spacing w:after="0" w:line="360" w:lineRule="auto"/>
-        <w:rPr>
-          <w:rFonts w:ascii="Times New Roman" w:eastAsia="Times New Roman" w:hAnsi="Times New Roman" w:cs="Times New Roman"/>
-          <w:b/>
-          <w:bCs/>
-          <w:sz w:val="24"/>
-          <w:szCs w:val="24"/>
-        </w:rPr>
+        <w:sectPr>
+          <w:pgSz w:w="12240" w:h="15840"/>
+          <w:pgMar w:top="1440" w:right="1440" w:bottom="1440" w:left="1440" w:header="720" w:footer="720" w:gutter="0"/>
+          <w:pgNumType w:start="1"/>
+          <w:cols w:space="720"/>
+          <w:docGrid w:linePitch="360"/>
+        </w:sectPr>
       </w:pPr>
     </w:p>
     <w:p>
@@ -13161,7 +10064,7 @@
           <w:szCs w:val="28"/>
         </w:rPr>
         <w:lastRenderedPageBreak/>
-        <w:t>5.  TESTING</w:t>
+        <w:t>5. TESTING</w:t>
       </w:r>
     </w:p>
     <w:p>
@@ -13608,7 +10511,6 @@
           <w:szCs w:val="24"/>
           <w:lang w:val="en-IN"/>
         </w:rPr>
-        <w:lastRenderedPageBreak/>
         <w:t>The UI is tested to ensure:</w:t>
       </w:r>
     </w:p>
@@ -13638,6 +10540,7 @@
           <w:szCs w:val="24"/>
           <w:lang w:val="en-IN"/>
         </w:rPr>
+        <w:lastRenderedPageBreak/>
         <w:t xml:space="preserve">Proper layout of the 4×4 grid </w:t>
       </w:r>
     </w:p>
@@ -13751,118 +10654,6 @@
           <w:lang w:val="en-IN"/>
         </w:rPr>
         <w:t>All modules are tested together to ensure they work properly as a complete system.</w:t>
-      </w:r>
-    </w:p>
-    <w:p>
-      <w:pPr>
-        <w:tabs>
-          <w:tab w:val="left" w:pos="821"/>
-          <w:tab w:val="right" w:leader="dot" w:pos="9440"/>
-        </w:tabs>
-        <w:spacing w:line="360" w:lineRule="auto"/>
-        <w:jc w:val="both"/>
-        <w:rPr>
-          <w:rFonts w:ascii="Times New Roman" w:eastAsia="Times New Roman" w:hAnsi="Times New Roman" w:cs="Times New Roman"/>
-          <w:b/>
-          <w:bCs/>
-          <w:sz w:val="24"/>
-          <w:szCs w:val="24"/>
-          <w:lang w:val="en-IN"/>
-        </w:rPr>
-      </w:pPr>
-      <w:r>
-        <w:rPr>
-          <w:rFonts w:ascii="Times New Roman" w:eastAsia="Times New Roman" w:hAnsi="Times New Roman" w:cs="Times New Roman"/>
-          <w:b/>
-          <w:bCs/>
-          <w:sz w:val="24"/>
-          <w:szCs w:val="24"/>
-          <w:lang w:val="en-IN"/>
-        </w:rPr>
-        <w:t>5. Performance Testing</w:t>
-      </w:r>
-    </w:p>
-    <w:p>
-      <w:pPr>
-        <w:tabs>
-          <w:tab w:val="left" w:pos="821"/>
-          <w:tab w:val="right" w:leader="dot" w:pos="9440"/>
-        </w:tabs>
-        <w:spacing w:line="360" w:lineRule="auto"/>
-        <w:jc w:val="both"/>
-        <w:rPr>
-          <w:rFonts w:ascii="Times New Roman" w:eastAsia="Times New Roman" w:hAnsi="Times New Roman" w:cs="Times New Roman"/>
-          <w:sz w:val="24"/>
-          <w:szCs w:val="24"/>
-          <w:lang w:val="en-IN"/>
-        </w:rPr>
-      </w:pPr>
-      <w:r>
-        <w:rPr>
-          <w:rFonts w:ascii="Times New Roman" w:eastAsia="Times New Roman" w:hAnsi="Times New Roman" w:cs="Times New Roman"/>
-          <w:sz w:val="24"/>
-          <w:szCs w:val="24"/>
-          <w:lang w:val="en-IN"/>
-        </w:rPr>
-        <w:t>The application is tested to ensure:</w:t>
-      </w:r>
-    </w:p>
-    <w:p>
-      <w:pPr>
-        <w:numPr>
-          <w:ilvl w:val="0"/>
-          <w:numId w:val="63"/>
-        </w:numPr>
-        <w:tabs>
-          <w:tab w:val="left" w:pos="821"/>
-          <w:tab w:val="right" w:leader="dot" w:pos="9440"/>
-        </w:tabs>
-        <w:spacing w:line="360" w:lineRule="auto"/>
-        <w:jc w:val="both"/>
-        <w:rPr>
-          <w:rFonts w:ascii="Times New Roman" w:eastAsia="Times New Roman" w:hAnsi="Times New Roman" w:cs="Times New Roman"/>
-          <w:sz w:val="24"/>
-          <w:szCs w:val="24"/>
-          <w:lang w:val="en-IN"/>
-        </w:rPr>
-      </w:pPr>
-      <w:r>
-        <w:rPr>
-          <w:rFonts w:ascii="Times New Roman" w:eastAsia="Times New Roman" w:hAnsi="Times New Roman" w:cs="Times New Roman"/>
-          <w:sz w:val="24"/>
-          <w:szCs w:val="24"/>
-          <w:lang w:val="en-IN"/>
-        </w:rPr>
-        <w:t xml:space="preserve">Fast response time </w:t>
-      </w:r>
-    </w:p>
-    <w:p>
-      <w:pPr>
-        <w:numPr>
-          <w:ilvl w:val="0"/>
-          <w:numId w:val="63"/>
-        </w:numPr>
-        <w:tabs>
-          <w:tab w:val="left" w:pos="821"/>
-          <w:tab w:val="right" w:leader="dot" w:pos="9440"/>
-        </w:tabs>
-        <w:spacing w:line="360" w:lineRule="auto"/>
-        <w:jc w:val="both"/>
-        <w:rPr>
-          <w:rFonts w:ascii="Times New Roman" w:eastAsia="Times New Roman" w:hAnsi="Times New Roman" w:cs="Times New Roman"/>
-          <w:sz w:val="24"/>
-          <w:szCs w:val="24"/>
-          <w:lang w:val="en-IN"/>
-        </w:rPr>
-      </w:pPr>
-      <w:r>
-        <w:rPr>
-          <w:rFonts w:ascii="Times New Roman" w:eastAsia="Times New Roman" w:hAnsi="Times New Roman" w:cs="Times New Roman"/>
-          <w:sz w:val="24"/>
-          <w:szCs w:val="24"/>
-          <w:lang w:val="en-IN"/>
-        </w:rPr>
-        <w:t>Smooth gameplay without lag</w:t>
       </w:r>
     </w:p>
     <w:p>
@@ -15053,7 +11844,6 @@
                 <w:szCs w:val="24"/>
                 <w:lang w:val="en-IN"/>
               </w:rPr>
-              <w:lastRenderedPageBreak/>
               <w:t>TC07</w:t>
             </w:r>
           </w:p>
@@ -15212,6 +12002,13 @@
           <w:sz w:val="24"/>
           <w:szCs w:val="24"/>
         </w:rPr>
+        <w:sectPr>
+          <w:pgSz w:w="12240" w:h="15840"/>
+          <w:pgMar w:top="1440" w:right="1440" w:bottom="1440" w:left="1440" w:header="720" w:footer="720" w:gutter="0"/>
+          <w:pgNumType w:start="1"/>
+          <w:cols w:space="720"/>
+          <w:docGrid w:linePitch="360"/>
+        </w:sectPr>
       </w:pPr>
       <w:r>
         <w:rPr>
@@ -15221,261 +12018,6 @@
         </w:rPr>
         <w:t>All the test cases were successfully executed, and the system performed as expected. The application is stable, user-friendly, and free from major errors.</w:t>
       </w:r>
-    </w:p>
-    <w:p>
-      <w:pPr>
-        <w:tabs>
-          <w:tab w:val="left" w:pos="821"/>
-          <w:tab w:val="right" w:leader="dot" w:pos="9440"/>
-        </w:tabs>
-        <w:spacing w:line="360" w:lineRule="auto"/>
-        <w:jc w:val="center"/>
-        <w:rPr>
-          <w:rFonts w:ascii="Times New Roman" w:eastAsia="Times New Roman" w:hAnsi="Times New Roman" w:cs="Times New Roman"/>
-          <w:b/>
-          <w:bCs/>
-          <w:sz w:val="28"/>
-          <w:szCs w:val="28"/>
-        </w:rPr>
-      </w:pPr>
-    </w:p>
-    <w:p>
-      <w:pPr>
-        <w:tabs>
-          <w:tab w:val="left" w:pos="821"/>
-          <w:tab w:val="right" w:leader="dot" w:pos="9440"/>
-        </w:tabs>
-        <w:spacing w:line="360" w:lineRule="auto"/>
-        <w:jc w:val="center"/>
-        <w:rPr>
-          <w:rFonts w:ascii="Times New Roman" w:eastAsia="Times New Roman" w:hAnsi="Times New Roman" w:cs="Times New Roman"/>
-          <w:b/>
-          <w:bCs/>
-          <w:sz w:val="28"/>
-          <w:szCs w:val="28"/>
-        </w:rPr>
-      </w:pPr>
-    </w:p>
-    <w:p>
-      <w:pPr>
-        <w:tabs>
-          <w:tab w:val="left" w:pos="821"/>
-          <w:tab w:val="right" w:leader="dot" w:pos="9440"/>
-        </w:tabs>
-        <w:spacing w:line="360" w:lineRule="auto"/>
-        <w:jc w:val="center"/>
-        <w:rPr>
-          <w:rFonts w:ascii="Times New Roman" w:eastAsia="Times New Roman" w:hAnsi="Times New Roman" w:cs="Times New Roman"/>
-          <w:b/>
-          <w:bCs/>
-          <w:sz w:val="28"/>
-          <w:szCs w:val="28"/>
-        </w:rPr>
-      </w:pPr>
-    </w:p>
-    <w:p>
-      <w:pPr>
-        <w:tabs>
-          <w:tab w:val="left" w:pos="821"/>
-          <w:tab w:val="right" w:leader="dot" w:pos="9440"/>
-        </w:tabs>
-        <w:spacing w:line="360" w:lineRule="auto"/>
-        <w:jc w:val="center"/>
-        <w:rPr>
-          <w:rFonts w:ascii="Times New Roman" w:eastAsia="Times New Roman" w:hAnsi="Times New Roman" w:cs="Times New Roman"/>
-          <w:b/>
-          <w:bCs/>
-          <w:sz w:val="28"/>
-          <w:szCs w:val="28"/>
-        </w:rPr>
-      </w:pPr>
-    </w:p>
-    <w:p>
-      <w:pPr>
-        <w:tabs>
-          <w:tab w:val="left" w:pos="821"/>
-          <w:tab w:val="right" w:leader="dot" w:pos="9440"/>
-        </w:tabs>
-        <w:spacing w:line="360" w:lineRule="auto"/>
-        <w:jc w:val="center"/>
-        <w:rPr>
-          <w:rFonts w:ascii="Times New Roman" w:eastAsia="Times New Roman" w:hAnsi="Times New Roman" w:cs="Times New Roman"/>
-          <w:b/>
-          <w:bCs/>
-          <w:sz w:val="28"/>
-          <w:szCs w:val="28"/>
-        </w:rPr>
-      </w:pPr>
-    </w:p>
-    <w:p>
-      <w:pPr>
-        <w:tabs>
-          <w:tab w:val="left" w:pos="821"/>
-          <w:tab w:val="right" w:leader="dot" w:pos="9440"/>
-        </w:tabs>
-        <w:spacing w:line="360" w:lineRule="auto"/>
-        <w:jc w:val="center"/>
-        <w:rPr>
-          <w:rFonts w:ascii="Times New Roman" w:eastAsia="Times New Roman" w:hAnsi="Times New Roman" w:cs="Times New Roman"/>
-          <w:b/>
-          <w:bCs/>
-          <w:sz w:val="28"/>
-          <w:szCs w:val="28"/>
-        </w:rPr>
-      </w:pPr>
-    </w:p>
-    <w:p>
-      <w:pPr>
-        <w:tabs>
-          <w:tab w:val="left" w:pos="821"/>
-          <w:tab w:val="right" w:leader="dot" w:pos="9440"/>
-        </w:tabs>
-        <w:spacing w:line="360" w:lineRule="auto"/>
-        <w:jc w:val="center"/>
-        <w:rPr>
-          <w:rFonts w:ascii="Times New Roman" w:eastAsia="Times New Roman" w:hAnsi="Times New Roman" w:cs="Times New Roman"/>
-          <w:b/>
-          <w:bCs/>
-          <w:sz w:val="28"/>
-          <w:szCs w:val="28"/>
-        </w:rPr>
-      </w:pPr>
-    </w:p>
-    <w:p>
-      <w:pPr>
-        <w:tabs>
-          <w:tab w:val="left" w:pos="821"/>
-          <w:tab w:val="right" w:leader="dot" w:pos="9440"/>
-        </w:tabs>
-        <w:spacing w:line="360" w:lineRule="auto"/>
-        <w:jc w:val="center"/>
-        <w:rPr>
-          <w:rFonts w:ascii="Times New Roman" w:eastAsia="Times New Roman" w:hAnsi="Times New Roman" w:cs="Times New Roman"/>
-          <w:b/>
-          <w:bCs/>
-          <w:sz w:val="28"/>
-          <w:szCs w:val="28"/>
-        </w:rPr>
-      </w:pPr>
-    </w:p>
-    <w:p>
-      <w:pPr>
-        <w:tabs>
-          <w:tab w:val="left" w:pos="821"/>
-          <w:tab w:val="right" w:leader="dot" w:pos="9440"/>
-        </w:tabs>
-        <w:spacing w:line="360" w:lineRule="auto"/>
-        <w:jc w:val="center"/>
-        <w:rPr>
-          <w:rFonts w:ascii="Times New Roman" w:eastAsia="Times New Roman" w:hAnsi="Times New Roman" w:cs="Times New Roman"/>
-          <w:b/>
-          <w:bCs/>
-          <w:sz w:val="28"/>
-          <w:szCs w:val="28"/>
-        </w:rPr>
-      </w:pPr>
-    </w:p>
-    <w:p>
-      <w:pPr>
-        <w:tabs>
-          <w:tab w:val="left" w:pos="821"/>
-          <w:tab w:val="right" w:leader="dot" w:pos="9440"/>
-        </w:tabs>
-        <w:spacing w:line="360" w:lineRule="auto"/>
-        <w:jc w:val="center"/>
-        <w:rPr>
-          <w:rFonts w:ascii="Times New Roman" w:eastAsia="Times New Roman" w:hAnsi="Times New Roman" w:cs="Times New Roman"/>
-          <w:b/>
-          <w:bCs/>
-          <w:sz w:val="28"/>
-          <w:szCs w:val="28"/>
-        </w:rPr>
-      </w:pPr>
-    </w:p>
-    <w:p>
-      <w:pPr>
-        <w:tabs>
-          <w:tab w:val="left" w:pos="821"/>
-          <w:tab w:val="right" w:leader="dot" w:pos="9440"/>
-        </w:tabs>
-        <w:spacing w:line="360" w:lineRule="auto"/>
-        <w:jc w:val="center"/>
-        <w:rPr>
-          <w:rFonts w:ascii="Times New Roman" w:eastAsia="Times New Roman" w:hAnsi="Times New Roman" w:cs="Times New Roman"/>
-          <w:b/>
-          <w:bCs/>
-          <w:sz w:val="28"/>
-          <w:szCs w:val="28"/>
-        </w:rPr>
-      </w:pPr>
-    </w:p>
-    <w:p>
-      <w:pPr>
-        <w:tabs>
-          <w:tab w:val="left" w:pos="821"/>
-          <w:tab w:val="right" w:leader="dot" w:pos="9440"/>
-        </w:tabs>
-        <w:spacing w:line="360" w:lineRule="auto"/>
-        <w:jc w:val="center"/>
-        <w:rPr>
-          <w:rFonts w:ascii="Times New Roman" w:eastAsia="Times New Roman" w:hAnsi="Times New Roman" w:cs="Times New Roman"/>
-          <w:b/>
-          <w:bCs/>
-          <w:sz w:val="28"/>
-          <w:szCs w:val="28"/>
-        </w:rPr>
-      </w:pPr>
-    </w:p>
-    <w:p>
-      <w:pPr>
-        <w:tabs>
-          <w:tab w:val="left" w:pos="821"/>
-          <w:tab w:val="right" w:leader="dot" w:pos="9440"/>
-        </w:tabs>
-        <w:spacing w:line="360" w:lineRule="auto"/>
-        <w:jc w:val="center"/>
-        <w:rPr>
-          <w:rFonts w:ascii="Times New Roman" w:eastAsia="Times New Roman" w:hAnsi="Times New Roman" w:cs="Times New Roman"/>
-          <w:b/>
-          <w:bCs/>
-          <w:sz w:val="28"/>
-          <w:szCs w:val="28"/>
-        </w:rPr>
-      </w:pPr>
-    </w:p>
-    <w:p>
-      <w:pPr>
-        <w:tabs>
-          <w:tab w:val="left" w:pos="821"/>
-          <w:tab w:val="right" w:leader="dot" w:pos="9440"/>
-        </w:tabs>
-        <w:spacing w:line="360" w:lineRule="auto"/>
-        <w:jc w:val="center"/>
-        <w:rPr>
-          <w:rFonts w:ascii="Times New Roman" w:eastAsia="Times New Roman" w:hAnsi="Times New Roman" w:cs="Times New Roman"/>
-          <w:b/>
-          <w:bCs/>
-          <w:sz w:val="28"/>
-          <w:szCs w:val="28"/>
-        </w:rPr>
-      </w:pPr>
-    </w:p>
-    <w:p>
-      <w:pPr>
-        <w:tabs>
-          <w:tab w:val="left" w:pos="821"/>
-          <w:tab w:val="right" w:leader="dot" w:pos="9440"/>
-        </w:tabs>
-        <w:spacing w:line="360" w:lineRule="auto"/>
-        <w:jc w:val="center"/>
-        <w:rPr>
-          <w:rFonts w:ascii="Times New Roman" w:eastAsia="Times New Roman" w:hAnsi="Times New Roman" w:cs="Times New Roman"/>
-          <w:b/>
-          <w:bCs/>
-          <w:sz w:val="28"/>
-          <w:szCs w:val="28"/>
-        </w:rPr>
-      </w:pPr>
     </w:p>
     <w:p>
       <w:pPr>
@@ -16618,7 +13160,6 @@
           <w:szCs w:val="24"/>
           <w:lang w:val="en-IN"/>
         </w:rPr>
-        <w:lastRenderedPageBreak/>
         <w:t xml:space="preserve">Use of React for building a dynamic and responsive user interface </w:t>
       </w:r>
     </w:p>
@@ -16648,6 +13189,7 @@
           <w:szCs w:val="24"/>
           <w:lang w:val="en-IN"/>
         </w:rPr>
+        <w:lastRenderedPageBreak/>
         <w:t xml:space="preserve">Creation of a modular and maintainable system using component-based design </w:t>
       </w:r>
     </w:p>
@@ -17186,125 +13728,7 @@
         <w:t>These enhancements will make the system more interactive, scalable, and user-friendly.</w:t>
       </w:r>
     </w:p>
-    <w:p>
-      <w:pPr>
-        <w:tabs>
-          <w:tab w:val="left" w:pos="821"/>
-          <w:tab w:val="right" w:leader="dot" w:pos="9440"/>
-        </w:tabs>
-        <w:spacing w:line="360" w:lineRule="auto"/>
-        <w:jc w:val="both"/>
-        <w:rPr>
-          <w:rFonts w:ascii="Times New Roman" w:eastAsia="Times New Roman" w:hAnsi="Times New Roman" w:cs="Times New Roman"/>
-          <w:sz w:val="24"/>
-          <w:szCs w:val="24"/>
-          <w:lang w:val="en-IN"/>
-        </w:rPr>
-      </w:pPr>
-    </w:p>
-    <w:p>
-      <w:pPr>
-        <w:tabs>
-          <w:tab w:val="left" w:pos="821"/>
-          <w:tab w:val="right" w:leader="dot" w:pos="9440"/>
-        </w:tabs>
-        <w:spacing w:line="360" w:lineRule="auto"/>
-        <w:rPr>
-          <w:rFonts w:ascii="Times New Roman" w:eastAsia="Times New Roman" w:hAnsi="Times New Roman" w:cs="Times New Roman"/>
-          <w:b/>
-          <w:bCs/>
-          <w:sz w:val="28"/>
-          <w:szCs w:val="28"/>
-          <w:lang w:val="en-IN"/>
-        </w:rPr>
-      </w:pPr>
-    </w:p>
-    <w:p>
-      <w:pPr>
-        <w:tabs>
-          <w:tab w:val="left" w:pos="821"/>
-          <w:tab w:val="right" w:leader="dot" w:pos="9440"/>
-        </w:tabs>
-        <w:spacing w:line="360" w:lineRule="auto"/>
-        <w:jc w:val="both"/>
-        <w:rPr>
-          <w:rFonts w:ascii="Times New Roman" w:eastAsia="Times New Roman" w:hAnsi="Times New Roman" w:cs="Times New Roman"/>
-          <w:sz w:val="24"/>
-          <w:szCs w:val="24"/>
-          <w:lang w:val="en-IN"/>
-        </w:rPr>
-      </w:pPr>
-    </w:p>
-    <w:p>
-      <w:pPr>
-        <w:tabs>
-          <w:tab w:val="left" w:pos="821"/>
-          <w:tab w:val="right" w:leader="dot" w:pos="9440"/>
-        </w:tabs>
-        <w:spacing w:line="360" w:lineRule="auto"/>
-        <w:rPr>
-          <w:rFonts w:ascii="Times New Roman" w:eastAsia="Times New Roman" w:hAnsi="Times New Roman" w:cs="Times New Roman"/>
-          <w:b/>
-          <w:bCs/>
-          <w:sz w:val="28"/>
-          <w:szCs w:val="28"/>
-        </w:rPr>
-      </w:pPr>
-    </w:p>
-    <w:p>
-      <w:pPr>
-        <w:tabs>
-          <w:tab w:val="left" w:pos="821"/>
-          <w:tab w:val="right" w:leader="dot" w:pos="9440"/>
-        </w:tabs>
-        <w:spacing w:line="360" w:lineRule="auto"/>
-        <w:jc w:val="both"/>
-        <w:rPr>
-          <w:rFonts w:ascii="Times New Roman" w:eastAsia="Times New Roman" w:hAnsi="Times New Roman" w:cs="Times New Roman"/>
-          <w:b/>
-          <w:bCs/>
-          <w:sz w:val="24"/>
-          <w:szCs w:val="24"/>
-        </w:rPr>
-      </w:pPr>
-    </w:p>
-    <w:p>
-      <w:pPr>
-        <w:tabs>
-          <w:tab w:val="left" w:pos="821"/>
-          <w:tab w:val="right" w:leader="dot" w:pos="9440"/>
-        </w:tabs>
-        <w:spacing w:line="360" w:lineRule="auto"/>
-        <w:jc w:val="both"/>
-        <w:rPr>
-          <w:rFonts w:ascii="Times New Roman" w:eastAsia="Times New Roman" w:hAnsi="Times New Roman" w:cs="Times New Roman"/>
-          <w:b/>
-          <w:bCs/>
-          <w:sz w:val="24"/>
-          <w:szCs w:val="24"/>
-        </w:rPr>
-      </w:pPr>
-    </w:p>
-    <w:p>
-      <w:pPr>
-        <w:tabs>
-          <w:tab w:val="left" w:pos="821"/>
-          <w:tab w:val="right" w:leader="dot" w:pos="9440"/>
-        </w:tabs>
-        <w:spacing w:line="360" w:lineRule="auto"/>
-        <w:jc w:val="both"/>
-        <w:rPr>
-          <w:rFonts w:ascii="Times New Roman" w:eastAsia="Times New Roman" w:hAnsi="Times New Roman" w:cs="Times New Roman"/>
-          <w:b/>
-          <w:bCs/>
-          <w:sz w:val="24"/>
-          <w:szCs w:val="24"/>
-        </w:rPr>
-      </w:pPr>
-    </w:p>
     <w:sectPr>
-      <w:headerReference w:type="default" r:id="rId13"/>
-      <w:footerReference w:type="default" r:id="rId14"/>
       <w:pgSz w:w="12240" w:h="15840"/>
       <w:pgMar w:top="1440" w:right="1440" w:bottom="1440" w:left="1440" w:header="720" w:footer="720" w:gutter="0"/>
       <w:pgNumType w:start="1"/>
@@ -26237,6 +22661,7 @@
   <w:style w:type="character" w:default="1" w:styleId="DefaultParagraphFont">
     <w:name w:val="Default Paragraph Font"/>
     <w:uiPriority w:val="1"/>
+    <w:semiHidden/>
     <w:unhideWhenUsed/>
   </w:style>
   <w:style w:type="table" w:default="1" w:styleId="TableNormal">
